--- a/docs/Sprint 3/Panel_de_KPIs_Sprint3_Los_Primos.docx
+++ b/docs/Sprint 3/Panel_de_KPIs_Sprint3_Los_Primos.docx
@@ -2,6 +2,45 @@
 <file path=word/document.xml><?xml version="1.0" encoding="utf-8"?>
 <w:document xmlns:wpc="http://schemas.microsoft.com/office/word/2010/wordprocessingCanvas" xmlns:mc="http://schemas.openxmlformats.org/markup-compatibility/2006" xmlns:o="urn:schemas-microsoft-com:office:office" xmlns:r="http://schemas.openxmlformats.org/officeDocument/2006/relationships" xmlns:m="http://schemas.openxmlformats.org/officeDocument/2006/math" xmlns:v="urn:schemas-microsoft-com:vml" xmlns:wp14="http://schemas.microsoft.com/office/word/2010/wordprocessingDrawing" xmlns:wp="http://schemas.openxmlformats.org/drawingml/2006/wordprocessingDrawing" xmlns:w10="urn:schemas-microsoft-com:office:word" xmlns:w="http://schemas.openxmlformats.org/wordprocessingml/2006/main" xmlns:w14="http://schemas.microsoft.com/office/word/2010/wordml" xmlns:w15="http://schemas.microsoft.com/office/word/2012/wordml" xmlns:wpg="http://schemas.microsoft.com/office/word/2010/wordprocessingGroup" xmlns:wpi="http://schemas.microsoft.com/office/word/2010/wordprocessingInk" xmlns:wne="http://schemas.microsoft.com/office/word/2006/wordml" xmlns:wps="http://schemas.microsoft.com/office/word/2010/wordprocessingShape" xmlns:cx="http://schemas.microsoft.com/office/drawing/2014/chartex" xmlns:cx1="http://schemas.microsoft.com/office/drawing/2015/9/8/chartex" xmlns:cx2="http://schemas.microsoft.com/office/drawing/2015/10/21/chartex" xmlns:cx3="http://schemas.microsoft.com/office/drawing/2016/5/9/chartex" xmlns:cx4="http://schemas.microsoft.com/office/drawing/2016/5/10/chartex" xmlns:cx5="http://schemas.microsoft.com/office/drawing/2016/5/11/chartex" xmlns:cx6="http://schemas.microsoft.com/office/drawing/2016/5/12/chartex" xmlns:cx7="http://schemas.microsoft.com/office/drawing/2016/5/13/chartex" xmlns:cx8="http://schemas.microsoft.com/office/drawing/2016/5/14/chartex" xmlns:aink="http://schemas.microsoft.com/office/drawing/2016/ink" xmlns:am3d="http://schemas.microsoft.com/office/drawing/2017/model3d" xmlns:w16cex="http://schemas.microsoft.com/office/word/2018/wordml/cex" xmlns:w16cid="http://schemas.microsoft.com/office/word/2016/wordml/cid" xmlns:w16="http://schemas.microsoft.com/office/word/2018/wordml" xmlns:w16sdtdh="http://schemas.microsoft.com/office/word/2020/wordml/sdtdatahash" xmlns:w16se="http://schemas.microsoft.com/office/word/2015/wordml/symex" mc:Ignorable="w14 w15 wp14">
   <w:body>
+    <w:p>
+      <w:pPr>
+        <w:spacing w:before="0" w:after="100"/>
+        <w:jc w:val="center"/>
+      </w:pPr>
+      <w:r>
+        <w:drawing>
+          <wp:inline xmlns:wp="http://schemas.openxmlformats.org/drawingml/2006/wordprocessingDrawing" distT="0" distB="0" distL="0" distR="0">
+            <wp:extent cx="720000" cy="720000"/>
+            <wp:docPr id="9001" name="Logo Los Primos" descr="Logo de Mieles Los Primos"/>
+            <a:graphic xmlns:a="http://schemas.openxmlformats.org/drawingml/2006/main">
+              <a:graphicData uri="http://schemas.openxmlformats.org/drawingml/2006/picture">
+                <pic:pic xmlns:pic="http://schemas.openxmlformats.org/drawingml/2006/picture">
+                  <pic:nvPicPr>
+                    <pic:cNvPr id="9001" name="logo.png"/>
+                    <pic:cNvPicPr/>
+                  </pic:nvPicPr>
+                  <pic:blipFill>
+                    <a:blip xmlns:r="http://schemas.openxmlformats.org/officeDocument/2006/relationships" r:embed="rIdLogoLP"/>
+                    <a:stretch>
+                      <a:fillRect/>
+                    </a:stretch>
+                  </pic:blipFill>
+                  <pic:spPr>
+                    <a:xfrm>
+                      <a:off x="0" y="0"/>
+                      <a:ext cx="720000" cy="720000"/>
+                    </a:xfrm>
+                    <a:prstGeom prst="roundRect">
+                      <a:avLst/>
+                    </a:prstGeom>
+                  </pic:spPr>
+                </pic:pic>
+              </a:graphicData>
+            </a:graphic>
+          </wp:inline>
+        </w:drawing>
+      </w:r>
+    </w:p>
     <w:p>
       <w:pPr>
         <w:spacing w:after="40"/>
@@ -9,7 +48,7 @@
       </w:pPr>
       <w:r>
         <w:rPr>
-          <w:rFonts w:ascii="Arial" w:cs="Arial" w:eastAsia="Arial" w:hAnsi="Arial"/>
+          <w:rFonts w:ascii="Calibri" w:cs="Calibri" w:eastAsia="Calibri" w:hAnsi="Calibri"/>
           <w:b/>
           <w:bCs/>
           <w:color w:val="595959"/>
@@ -26,7 +65,7 @@
       </w:pPr>
       <w:r>
         <w:rPr>
-          <w:rFonts w:ascii="Arial" w:cs="Arial" w:eastAsia="Arial" w:hAnsi="Arial"/>
+          <w:rFonts w:ascii="Calibri" w:cs="Calibri" w:eastAsia="Calibri" w:hAnsi="Calibri"/>
           <w:color w:val="595959"/>
           <w:sz w:val="18"/>
           <w:szCs w:val="18"/>
@@ -41,7 +80,7 @@
       </w:pPr>
       <w:r>
         <w:rPr>
-          <w:rFonts w:ascii="Arial" w:cs="Arial" w:eastAsia="Arial" w:hAnsi="Arial"/>
+          <w:rFonts w:ascii="Georgia" w:cs="Georgia" w:eastAsia="Georgia" w:hAnsi="Georgia"/>
           <w:b/>
           <w:bCs/>
           <w:color w:val="8A5A00"/>
@@ -58,7 +97,7 @@
       </w:pPr>
       <w:r>
         <w:rPr>
-          <w:rFonts w:ascii="Arial" w:cs="Arial" w:eastAsia="Arial" w:hAnsi="Arial"/>
+          <w:rFonts w:ascii="Calibri" w:cs="Calibri" w:eastAsia="Calibri" w:hAnsi="Calibri"/>
           <w:i/>
           <w:iCs/>
           <w:sz w:val="24"/>
@@ -108,7 +147,7 @@
             </w:pPr>
             <w:r>
               <w:rPr>
-                <w:rFonts w:ascii="Arial" w:cs="Arial" w:eastAsia="Arial" w:hAnsi="Arial"/>
+                <w:rFonts w:ascii="Calibri" w:cs="Calibri" w:eastAsia="Calibri" w:hAnsi="Calibri"/>
                 <w:b/>
                 <w:bCs/>
               </w:rPr>
@@ -139,7 +178,7 @@
             </w:pPr>
             <w:r>
               <w:rPr>
-                <w:rFonts w:ascii="Arial" w:cs="Arial" w:eastAsia="Arial" w:hAnsi="Arial"/>
+                <w:rFonts w:ascii="Calibri" w:cs="Calibri" w:eastAsia="Calibri" w:hAnsi="Calibri"/>
               </w:rPr>
               <w:t xml:space="preserve">Molina Juana – Project Manager / Desarrolladora</w:t>
             </w:r>
@@ -171,7 +210,7 @@
             </w:pPr>
             <w:r>
               <w:rPr>
-                <w:rFonts w:ascii="Arial" w:cs="Arial" w:eastAsia="Arial" w:hAnsi="Arial"/>
+                <w:rFonts w:ascii="Calibri" w:cs="Calibri" w:eastAsia="Calibri" w:hAnsi="Calibri"/>
                 <w:b/>
                 <w:bCs/>
               </w:rPr>
@@ -202,7 +241,7 @@
             </w:pPr>
             <w:r>
               <w:rPr>
-                <w:rFonts w:ascii="Arial" w:cs="Arial" w:eastAsia="Arial" w:hAnsi="Arial"/>
+                <w:rFonts w:ascii="Calibri" w:cs="Calibri" w:eastAsia="Calibri" w:hAnsi="Calibri"/>
               </w:rPr>
               <w:t xml:space="preserve">Prof. Erick Gastón Ibáñez</w:t>
             </w:r>
@@ -234,7 +273,7 @@
             </w:pPr>
             <w:r>
               <w:rPr>
-                <w:rFonts w:ascii="Arial" w:cs="Arial" w:eastAsia="Arial" w:hAnsi="Arial"/>
+                <w:rFonts w:ascii="Calibri" w:cs="Calibri" w:eastAsia="Calibri" w:hAnsi="Calibri"/>
                 <w:b/>
                 <w:bCs/>
               </w:rPr>
@@ -265,7 +304,7 @@
             </w:pPr>
             <w:r>
               <w:rPr>
-                <w:rFonts w:ascii="Arial" w:cs="Arial" w:eastAsia="Arial" w:hAnsi="Arial"/>
+                <w:rFonts w:ascii="Calibri" w:cs="Calibri" w:eastAsia="Calibri" w:hAnsi="Calibri"/>
               </w:rPr>
               <w:t xml:space="preserve">22 de octubre de 2026 · Versión 1.1</w:t>
             </w:r>
@@ -297,7 +336,7 @@
             </w:pPr>
             <w:r>
               <w:rPr>
-                <w:rFonts w:ascii="Arial" w:cs="Arial" w:eastAsia="Arial" w:hAnsi="Arial"/>
+                <w:rFonts w:ascii="Calibri" w:cs="Calibri" w:eastAsia="Calibri" w:hAnsi="Calibri"/>
                 <w:b/>
                 <w:bCs/>
               </w:rPr>
@@ -328,7 +367,7 @@
             </w:pPr>
             <w:r>
               <w:rPr>
-                <w:rFonts w:ascii="Arial" w:cs="Arial" w:eastAsia="Arial" w:hAnsi="Arial"/>
+                <w:rFonts w:ascii="Calibri" w:cs="Calibri" w:eastAsia="Calibri" w:hAnsi="Calibri"/>
               </w:rPr>
               <w:t xml:space="preserve">Semanas 7 a 9 del Sprint 3 (05/10 al 23/10/2026)</w:t>
             </w:r>
@@ -352,7 +391,7 @@
       </w:pPr>
       <w:r>
         <w:rPr>
-          <w:rFonts w:ascii="Arial" w:cs="Arial" w:eastAsia="Arial" w:hAnsi="Arial"/>
+          <w:rFonts w:ascii="Georgia" w:cs="Georgia" w:eastAsia="Georgia" w:hAnsi="Georgia"/>
         </w:rPr>
         <w:t xml:space="preserve">1. OBJETIVO Y ALCANCE DEL PANEL</w:t>
       </w:r>
@@ -364,13 +403,13 @@
       </w:pPr>
       <w:r>
         <w:rPr>
-          <w:rFonts w:ascii="Arial" w:cs="Arial" w:eastAsia="Arial" w:hAnsi="Arial"/>
+          <w:rFonts w:ascii="Calibri" w:cs="Calibri" w:eastAsia="Calibri" w:hAnsi="Calibri"/>
         </w:rPr>
         <w:t xml:space="preserve">Este panel define los indicadores clave de rendimiento (KPIs) con los que se evalúa la eficiencia del e-commerce de Mieles "Los Primos": cómo se transforma la atención generada en Instagram en visitas al sitio, carritos y compras. Responde a la Tarea 3.6 del Sprint 3 e incluye las tres métricas exigidas: </w:t>
       </w:r>
       <w:r>
         <w:rPr>
-          <w:rFonts w:ascii="Arial" w:cs="Arial" w:eastAsia="Arial" w:hAnsi="Arial"/>
+          <w:rFonts w:ascii="Calibri" w:cs="Calibri" w:eastAsia="Calibri" w:hAnsi="Calibri"/>
           <w:b/>
           <w:bCs/>
         </w:rPr>
@@ -378,13 +417,13 @@
       </w:r>
       <w:r>
         <w:rPr>
-          <w:rFonts w:ascii="Arial" w:cs="Arial" w:eastAsia="Arial" w:hAnsi="Arial"/>
+          <w:rFonts w:ascii="Calibri" w:cs="Calibri" w:eastAsia="Calibri" w:hAnsi="Calibri"/>
         </w:rPr>
         <w:t xml:space="preserve">, </w:t>
       </w:r>
       <w:r>
         <w:rPr>
-          <w:rFonts w:ascii="Arial" w:cs="Arial" w:eastAsia="Arial" w:hAnsi="Arial"/>
+          <w:rFonts w:ascii="Calibri" w:cs="Calibri" w:eastAsia="Calibri" w:hAnsi="Calibri"/>
           <w:b/>
           <w:bCs/>
         </w:rPr>
@@ -392,13 +431,13 @@
       </w:r>
       <w:r>
         <w:rPr>
-          <w:rFonts w:ascii="Arial" w:cs="Arial" w:eastAsia="Arial" w:hAnsi="Arial"/>
+          <w:rFonts w:ascii="Calibri" w:cs="Calibri" w:eastAsia="Calibri" w:hAnsi="Calibri"/>
         </w:rPr>
         <w:t xml:space="preserve"> y </w:t>
       </w:r>
       <w:r>
         <w:rPr>
-          <w:rFonts w:ascii="Arial" w:cs="Arial" w:eastAsia="Arial" w:hAnsi="Arial"/>
+          <w:rFonts w:ascii="Calibri" w:cs="Calibri" w:eastAsia="Calibri" w:hAnsi="Calibri"/>
           <w:b/>
           <w:bCs/>
         </w:rPr>
@@ -406,7 +445,7 @@
       </w:r>
       <w:r>
         <w:rPr>
-          <w:rFonts w:ascii="Arial" w:cs="Arial" w:eastAsia="Arial" w:hAnsi="Arial"/>
+          <w:rFonts w:ascii="Calibri" w:cs="Calibri" w:eastAsia="Calibri" w:hAnsi="Calibri"/>
         </w:rPr>
         <w:t xml:space="preserve">. Se suman cuatro indicadores complementarios vinculados con los objetivos SMART del Acta de Constitución.</w:t>
       </w:r>
@@ -418,7 +457,7 @@
       </w:pPr>
       <w:r>
         <w:rPr>
-          <w:rFonts w:ascii="Arial" w:cs="Arial" w:eastAsia="Arial" w:hAnsi="Arial"/>
+          <w:rFonts w:ascii="Calibri" w:cs="Calibri" w:eastAsia="Calibri" w:hAnsi="Calibri"/>
           <w:b/>
           <w:bCs/>
         </w:rPr>
@@ -426,13 +465,13 @@
       </w:r>
       <w:r>
         <w:rPr>
-          <w:rFonts w:ascii="Arial" w:cs="Arial" w:eastAsia="Arial" w:hAnsi="Arial"/>
+          <w:rFonts w:ascii="Calibri" w:cs="Calibri" w:eastAsia="Calibri" w:hAnsi="Calibri"/>
         </w:rPr>
         <w:t xml:space="preserve"> Como el sitio funciona en versión académica con compra simulada, las cifras de los ejemplos son </w:t>
       </w:r>
       <w:r>
         <w:rPr>
-          <w:rFonts w:ascii="Arial" w:cs="Arial" w:eastAsia="Arial" w:hAnsi="Arial"/>
+          <w:rFonts w:ascii="Calibri" w:cs="Calibri" w:eastAsia="Calibri" w:hAnsi="Calibri"/>
           <w:b/>
           <w:bCs/>
         </w:rPr>
@@ -440,7 +479,7 @@
       </w:r>
       <w:r>
         <w:rPr>
-          <w:rFonts w:ascii="Arial" w:cs="Arial" w:eastAsia="Arial" w:hAnsi="Arial"/>
+          <w:rFonts w:ascii="Calibri" w:cs="Calibri" w:eastAsia="Calibri" w:hAnsi="Calibri"/>
         </w:rPr>
         <w:t xml:space="preserve"> para mostrar el cálculo y la lectura de cada indicador. Los datos reales de Instagram Insights y del sitio se vuelcan en el registro semanal de la sección 6.</w:t>
       </w:r>
@@ -456,7 +495,7 @@
       </w:pPr>
       <w:r>
         <w:rPr>
-          <w:rFonts w:ascii="Arial" w:cs="Arial" w:eastAsia="Arial" w:hAnsi="Arial"/>
+          <w:rFonts w:ascii="Georgia" w:cs="Georgia" w:eastAsia="Georgia" w:hAnsi="Georgia"/>
         </w:rPr>
         <w:t xml:space="preserve">2. EMBUDO DE MEDICIÓN</w:t>
       </w:r>
@@ -468,7 +507,7 @@
       </w:pPr>
       <w:r>
         <w:rPr>
-          <w:rFonts w:ascii="Arial" w:cs="Arial" w:eastAsia="Arial" w:hAnsi="Arial"/>
+          <w:rFonts w:ascii="Calibri" w:cs="Calibri" w:eastAsia="Calibri" w:hAnsi="Calibri"/>
         </w:rPr>
         <w:t xml:space="preserve">El panel mide el recorrido del embudo de conversión planificado en el Sprint 2: la visita nace en las publicaciones de Instagram, llega al sitio, recorre el catálogo y termina (o no) en una compra. Cada etapa tiene una fuente de datos propia:</w:t>
       </w:r>
@@ -519,7 +558,7 @@
             </w:pPr>
             <w:r>
               <w:rPr>
-                <w:rFonts w:ascii="Arial" w:cs="Arial" w:eastAsia="Arial" w:hAnsi="Arial"/>
+                <w:rFonts w:ascii="Calibri" w:cs="Calibri" w:eastAsia="Calibri" w:hAnsi="Calibri"/>
                 <w:b/>
                 <w:bCs/>
               </w:rPr>
@@ -551,7 +590,7 @@
             </w:pPr>
             <w:r>
               <w:rPr>
-                <w:rFonts w:ascii="Arial" w:cs="Arial" w:eastAsia="Arial" w:hAnsi="Arial"/>
+                <w:rFonts w:ascii="Calibri" w:cs="Calibri" w:eastAsia="Calibri" w:hAnsi="Calibri"/>
                 <w:b/>
                 <w:bCs/>
               </w:rPr>
@@ -583,7 +622,7 @@
             </w:pPr>
             <w:r>
               <w:rPr>
-                <w:rFonts w:ascii="Arial" w:cs="Arial" w:eastAsia="Arial" w:hAnsi="Arial"/>
+                <w:rFonts w:ascii="Calibri" w:cs="Calibri" w:eastAsia="Calibri" w:hAnsi="Calibri"/>
                 <w:b/>
                 <w:bCs/>
               </w:rPr>
@@ -615,7 +654,7 @@
             </w:pPr>
             <w:r>
               <w:rPr>
-                <w:rFonts w:ascii="Arial" w:cs="Arial" w:eastAsia="Arial" w:hAnsi="Arial"/>
+                <w:rFonts w:ascii="Calibri" w:cs="Calibri" w:eastAsia="Calibri" w:hAnsi="Calibri"/>
                 <w:b/>
                 <w:bCs/>
               </w:rPr>
@@ -651,7 +690,7 @@
             </w:pPr>
             <w:r>
               <w:rPr>
-                <w:rFonts w:ascii="Arial" w:cs="Arial" w:eastAsia="Arial" w:hAnsi="Arial"/>
+                <w:rFonts w:ascii="Calibri" w:cs="Calibri" w:eastAsia="Calibri" w:hAnsi="Calibri"/>
               </w:rPr>
               <w:t xml:space="preserve">1</w:t>
             </w:r>
@@ -680,7 +719,7 @@
             </w:pPr>
             <w:r>
               <w:rPr>
-                <w:rFonts w:ascii="Arial" w:cs="Arial" w:eastAsia="Arial" w:hAnsi="Arial"/>
+                <w:rFonts w:ascii="Calibri" w:cs="Calibri" w:eastAsia="Calibri" w:hAnsi="Calibri"/>
               </w:rPr>
               <w:t xml:space="preserve">Impresiones / alcance</w:t>
             </w:r>
@@ -709,7 +748,7 @@
             </w:pPr>
             <w:r>
               <w:rPr>
-                <w:rFonts w:ascii="Arial" w:cs="Arial" w:eastAsia="Arial" w:hAnsi="Arial"/>
+                <w:rFonts w:ascii="Calibri" w:cs="Calibri" w:eastAsia="Calibri" w:hAnsi="Calibri"/>
               </w:rPr>
               <w:t xml:space="preserve">Veces que se mostró una publicación; cuentas distintas alcanzadas</w:t>
             </w:r>
@@ -738,7 +777,7 @@
             </w:pPr>
             <w:r>
               <w:rPr>
-                <w:rFonts w:ascii="Arial" w:cs="Arial" w:eastAsia="Arial" w:hAnsi="Arial"/>
+                <w:rFonts w:ascii="Calibri" w:cs="Calibri" w:eastAsia="Calibri" w:hAnsi="Calibri"/>
               </w:rPr>
               <w:t xml:space="preserve">Instagram Insights</w:t>
             </w:r>
@@ -772,7 +811,7 @@
             </w:pPr>
             <w:r>
               <w:rPr>
-                <w:rFonts w:ascii="Arial" w:cs="Arial" w:eastAsia="Arial" w:hAnsi="Arial"/>
+                <w:rFonts w:ascii="Calibri" w:cs="Calibri" w:eastAsia="Calibri" w:hAnsi="Calibri"/>
               </w:rPr>
               <w:t xml:space="preserve">2</w:t>
             </w:r>
@@ -801,7 +840,7 @@
             </w:pPr>
             <w:r>
               <w:rPr>
-                <w:rFonts w:ascii="Arial" w:cs="Arial" w:eastAsia="Arial" w:hAnsi="Arial"/>
+                <w:rFonts w:ascii="Calibri" w:cs="Calibri" w:eastAsia="Calibri" w:hAnsi="Calibri"/>
               </w:rPr>
               <w:t xml:space="preserve">Clics al sitio (visitas)</w:t>
             </w:r>
@@ -830,7 +869,7 @@
             </w:pPr>
             <w:r>
               <w:rPr>
-                <w:rFonts w:ascii="Arial" w:cs="Arial" w:eastAsia="Arial" w:hAnsi="Arial"/>
+                <w:rFonts w:ascii="Calibri" w:cs="Calibri" w:eastAsia="Calibri" w:hAnsi="Calibri"/>
               </w:rPr>
               <w:t xml:space="preserve">Toques en el link de la bio, de historias o de publicaciones con CTA</w:t>
             </w:r>
@@ -859,7 +898,7 @@
             </w:pPr>
             <w:r>
               <w:rPr>
-                <w:rFonts w:ascii="Arial" w:cs="Arial" w:eastAsia="Arial" w:hAnsi="Arial"/>
+                <w:rFonts w:ascii="Calibri" w:cs="Calibri" w:eastAsia="Calibri" w:hAnsi="Calibri"/>
               </w:rPr>
               <w:t xml:space="preserve">Instagram Insights + parámetros UTM</w:t>
             </w:r>
@@ -893,7 +932,7 @@
             </w:pPr>
             <w:r>
               <w:rPr>
-                <w:rFonts w:ascii="Arial" w:cs="Arial" w:eastAsia="Arial" w:hAnsi="Arial"/>
+                <w:rFonts w:ascii="Calibri" w:cs="Calibri" w:eastAsia="Calibri" w:hAnsi="Calibri"/>
               </w:rPr>
               <w:t xml:space="preserve">3</w:t>
             </w:r>
@@ -922,7 +961,7 @@
             </w:pPr>
             <w:r>
               <w:rPr>
-                <w:rFonts w:ascii="Arial" w:cs="Arial" w:eastAsia="Arial" w:hAnsi="Arial"/>
+                <w:rFonts w:ascii="Calibri" w:cs="Calibri" w:eastAsia="Calibri" w:hAnsi="Calibri"/>
               </w:rPr>
               <w:t xml:space="preserve">Vieron el catálogo</w:t>
             </w:r>
@@ -951,7 +990,7 @@
             </w:pPr>
             <w:r>
               <w:rPr>
-                <w:rFonts w:ascii="Arial" w:cs="Arial" w:eastAsia="Arial" w:hAnsi="Arial"/>
+                <w:rFonts w:ascii="Calibri" w:cs="Calibri" w:eastAsia="Calibri" w:hAnsi="Calibri"/>
               </w:rPr>
               <w:t xml:space="preserve">Sesiones que llegan a la página del catálogo</w:t>
             </w:r>
@@ -980,7 +1019,7 @@
             </w:pPr>
             <w:r>
               <w:rPr>
-                <w:rFonts w:ascii="Arial" w:cs="Arial" w:eastAsia="Arial" w:hAnsi="Arial"/>
+                <w:rFonts w:ascii="Calibri" w:cs="Calibri" w:eastAsia="Calibri" w:hAnsi="Calibri"/>
               </w:rPr>
               <w:t xml:space="preserve">Conteo manual en el sitio</w:t>
             </w:r>
@@ -1014,7 +1053,7 @@
             </w:pPr>
             <w:r>
               <w:rPr>
-                <w:rFonts w:ascii="Arial" w:cs="Arial" w:eastAsia="Arial" w:hAnsi="Arial"/>
+                <w:rFonts w:ascii="Calibri" w:cs="Calibri" w:eastAsia="Calibri" w:hAnsi="Calibri"/>
               </w:rPr>
               <w:t xml:space="preserve">4</w:t>
             </w:r>
@@ -1043,7 +1082,7 @@
             </w:pPr>
             <w:r>
               <w:rPr>
-                <w:rFonts w:ascii="Arial" w:cs="Arial" w:eastAsia="Arial" w:hAnsi="Arial"/>
+                <w:rFonts w:ascii="Calibri" w:cs="Calibri" w:eastAsia="Calibri" w:hAnsi="Calibri"/>
               </w:rPr>
               <w:t xml:space="preserve">Agregaron al carrito</w:t>
             </w:r>
@@ -1072,7 +1111,7 @@
             </w:pPr>
             <w:r>
               <w:rPr>
-                <w:rFonts w:ascii="Arial" w:cs="Arial" w:eastAsia="Arial" w:hAnsi="Arial"/>
+                <w:rFonts w:ascii="Calibri" w:cs="Calibri" w:eastAsia="Calibri" w:hAnsi="Calibri"/>
               </w:rPr>
               <w:t xml:space="preserve">Veces que se pulsa "Agregar al carrito"</w:t>
             </w:r>
@@ -1101,7 +1140,7 @@
             </w:pPr>
             <w:r>
               <w:rPr>
-                <w:rFonts w:ascii="Arial" w:cs="Arial" w:eastAsia="Arial" w:hAnsi="Arial"/>
+                <w:rFonts w:ascii="Calibri" w:cs="Calibri" w:eastAsia="Calibri" w:hAnsi="Calibri"/>
               </w:rPr>
               <w:t xml:space="preserve">Conteo manual en el sitio</w:t>
             </w:r>
@@ -1135,7 +1174,7 @@
             </w:pPr>
             <w:r>
               <w:rPr>
-                <w:rFonts w:ascii="Arial" w:cs="Arial" w:eastAsia="Arial" w:hAnsi="Arial"/>
+                <w:rFonts w:ascii="Calibri" w:cs="Calibri" w:eastAsia="Calibri" w:hAnsi="Calibri"/>
               </w:rPr>
               <w:t xml:space="preserve">5</w:t>
             </w:r>
@@ -1164,7 +1203,7 @@
             </w:pPr>
             <w:r>
               <w:rPr>
-                <w:rFonts w:ascii="Arial" w:cs="Arial" w:eastAsia="Arial" w:hAnsi="Arial"/>
+                <w:rFonts w:ascii="Calibri" w:cs="Calibri" w:eastAsia="Calibri" w:hAnsi="Calibri"/>
               </w:rPr>
               <w:t xml:space="preserve">Iniciaron el checkout</w:t>
             </w:r>
@@ -1193,7 +1232,7 @@
             </w:pPr>
             <w:r>
               <w:rPr>
-                <w:rFonts w:ascii="Arial" w:cs="Arial" w:eastAsia="Arial" w:hAnsi="Arial"/>
+                <w:rFonts w:ascii="Calibri" w:cs="Calibri" w:eastAsia="Calibri" w:hAnsi="Calibri"/>
               </w:rPr>
               <w:t xml:space="preserve">Ingresos a la pantalla "Finalizar compra"</w:t>
             </w:r>
@@ -1222,7 +1261,7 @@
             </w:pPr>
             <w:r>
               <w:rPr>
-                <w:rFonts w:ascii="Arial" w:cs="Arial" w:eastAsia="Arial" w:hAnsi="Arial"/>
+                <w:rFonts w:ascii="Calibri" w:cs="Calibri" w:eastAsia="Calibri" w:hAnsi="Calibri"/>
               </w:rPr>
               <w:t xml:space="preserve">Conteo manual en el sitio</w:t>
             </w:r>
@@ -1256,7 +1295,7 @@
             </w:pPr>
             <w:r>
               <w:rPr>
-                <w:rFonts w:ascii="Arial" w:cs="Arial" w:eastAsia="Arial" w:hAnsi="Arial"/>
+                <w:rFonts w:ascii="Calibri" w:cs="Calibri" w:eastAsia="Calibri" w:hAnsi="Calibri"/>
               </w:rPr>
               <w:t xml:space="preserve">6</w:t>
             </w:r>
@@ -1285,7 +1324,7 @@
             </w:pPr>
             <w:r>
               <w:rPr>
-                <w:rFonts w:ascii="Arial" w:cs="Arial" w:eastAsia="Arial" w:hAnsi="Arial"/>
+                <w:rFonts w:ascii="Calibri" w:cs="Calibri" w:eastAsia="Calibri" w:hAnsi="Calibri"/>
               </w:rPr>
               <w:t xml:space="preserve">Compra simulada</w:t>
             </w:r>
@@ -1314,7 +1353,7 @@
             </w:pPr>
             <w:r>
               <w:rPr>
-                <w:rFonts w:ascii="Arial" w:cs="Arial" w:eastAsia="Arial" w:hAnsi="Arial"/>
+                <w:rFonts w:ascii="Calibri" w:cs="Calibri" w:eastAsia="Calibri" w:hAnsi="Calibri"/>
               </w:rPr>
               <w:t xml:space="preserve">Pedidos confirmados en el checkout simulado</w:t>
             </w:r>
@@ -1343,7 +1382,7 @@
             </w:pPr>
             <w:r>
               <w:rPr>
-                <w:rFonts w:ascii="Arial" w:cs="Arial" w:eastAsia="Arial" w:hAnsi="Arial"/>
+                <w:rFonts w:ascii="Calibri" w:cs="Calibri" w:eastAsia="Calibri" w:hAnsi="Calibri"/>
               </w:rPr>
               <w:t xml:space="preserve">Conteo manual en el sitio</w:t>
             </w:r>
@@ -1364,7 +1403,7 @@
       </w:pPr>
       <w:r>
         <w:rPr>
-          <w:rFonts w:ascii="Arial" w:cs="Arial" w:eastAsia="Arial" w:hAnsi="Arial"/>
+          <w:rFonts w:ascii="Calibri" w:cs="Calibri" w:eastAsia="Calibri" w:hAnsi="Calibri"/>
           <w:b/>
           <w:bCs/>
         </w:rPr>
@@ -1372,7 +1411,7 @@
       </w:r>
       <w:r>
         <w:rPr>
-          <w:rFonts w:ascii="Arial" w:cs="Arial" w:eastAsia="Arial" w:hAnsi="Arial"/>
+          <w:rFonts w:ascii="Calibri" w:cs="Calibri" w:eastAsia="Calibri" w:hAnsi="Calibri"/>
         </w:rPr>
         <w:t xml:space="preserve"> Los enlaces publicados en Instagram llevan parámetros UTM para identificar el origen del tráfico, por ejemplo:</w:t>
       </w:r>
@@ -1385,7 +1424,7 @@
       </w:pPr>
       <w:r>
         <w:rPr>
-          <w:rFonts w:ascii="Arial" w:cs="Arial" w:eastAsia="Arial" w:hAnsi="Arial"/>
+          <w:rFonts w:ascii="Calibri" w:cs="Calibri" w:eastAsia="Calibri" w:hAnsi="Calibri"/>
           <w:sz w:val="18"/>
           <w:szCs w:val="18"/>
         </w:rPr>
@@ -1393,7 +1432,7 @@
       </w:r>
       <w:r>
         <w:rPr>
-          <w:rFonts w:ascii="Arial" w:cs="Arial" w:eastAsia="Arial" w:hAnsi="Arial"/>
+          <w:rFonts w:ascii="Calibri" w:cs="Calibri" w:eastAsia="Calibri" w:hAnsi="Calibri"/>
           <w:sz w:val="18"/>
           <w:szCs w:val="18"/>
           <w:highlight w:val="yellow"/>
@@ -1403,7 +1442,7 @@
       </w:r>
       <w:r>
         <w:rPr>
-          <w:rFonts w:ascii="Arial" w:cs="Arial" w:eastAsia="Arial" w:hAnsi="Arial"/>
+          <w:rFonts w:ascii="Calibri" w:cs="Calibri" w:eastAsia="Calibri" w:hAnsi="Calibri"/>
           <w:sz w:val="18"/>
           <w:szCs w:val="18"/>
         </w:rPr>
@@ -1421,7 +1460,7 @@
       </w:pPr>
       <w:r>
         <w:rPr>
-          <w:rFonts w:ascii="Arial" w:cs="Arial" w:eastAsia="Arial" w:hAnsi="Arial"/>
+          <w:rFonts w:ascii="Georgia" w:cs="Georgia" w:eastAsia="Georgia" w:hAnsi="Georgia"/>
         </w:rPr>
         <w:t xml:space="preserve">3. PANEL DE INDICADORES</w:t>
       </w:r>
@@ -1433,7 +1472,7 @@
       </w:pPr>
       <w:r>
         <w:rPr>
-          <w:rFonts w:ascii="Arial" w:cs="Arial" w:eastAsia="Arial" w:hAnsi="Arial"/>
+          <w:rFonts w:ascii="Calibri" w:cs="Calibri" w:eastAsia="Calibri" w:hAnsi="Calibri"/>
         </w:rPr>
         <w:t xml:space="preserve">Cuadro de mando con los siete KPIs, su fórmula, meta, fuente y frecuencia de revisión. Las metas son objetivos propuestos para el proyecto.</w:t>
       </w:r>
@@ -1486,7 +1525,7 @@
             </w:pPr>
             <w:r>
               <w:rPr>
-                <w:rFonts w:ascii="Arial" w:cs="Arial" w:eastAsia="Arial" w:hAnsi="Arial"/>
+                <w:rFonts w:ascii="Calibri" w:cs="Calibri" w:eastAsia="Calibri" w:hAnsi="Calibri"/>
                 <w:b/>
                 <w:bCs/>
               </w:rPr>
@@ -1518,7 +1557,7 @@
             </w:pPr>
             <w:r>
               <w:rPr>
-                <w:rFonts w:ascii="Arial" w:cs="Arial" w:eastAsia="Arial" w:hAnsi="Arial"/>
+                <w:rFonts w:ascii="Calibri" w:cs="Calibri" w:eastAsia="Calibri" w:hAnsi="Calibri"/>
                 <w:b/>
                 <w:bCs/>
               </w:rPr>
@@ -1550,7 +1589,7 @@
             </w:pPr>
             <w:r>
               <w:rPr>
-                <w:rFonts w:ascii="Arial" w:cs="Arial" w:eastAsia="Arial" w:hAnsi="Arial"/>
+                <w:rFonts w:ascii="Calibri" w:cs="Calibri" w:eastAsia="Calibri" w:hAnsi="Calibri"/>
                 <w:b/>
                 <w:bCs/>
               </w:rPr>
@@ -1582,7 +1621,7 @@
             </w:pPr>
             <w:r>
               <w:rPr>
-                <w:rFonts w:ascii="Arial" w:cs="Arial" w:eastAsia="Arial" w:hAnsi="Arial"/>
+                <w:rFonts w:ascii="Calibri" w:cs="Calibri" w:eastAsia="Calibri" w:hAnsi="Calibri"/>
                 <w:b/>
                 <w:bCs/>
               </w:rPr>
@@ -1614,7 +1653,7 @@
             </w:pPr>
             <w:r>
               <w:rPr>
-                <w:rFonts w:ascii="Arial" w:cs="Arial" w:eastAsia="Arial" w:hAnsi="Arial"/>
+                <w:rFonts w:ascii="Calibri" w:cs="Calibri" w:eastAsia="Calibri" w:hAnsi="Calibri"/>
                 <w:b/>
                 <w:bCs/>
               </w:rPr>
@@ -1646,7 +1685,7 @@
             </w:pPr>
             <w:r>
               <w:rPr>
-                <w:rFonts w:ascii="Arial" w:cs="Arial" w:eastAsia="Arial" w:hAnsi="Arial"/>
+                <w:rFonts w:ascii="Calibri" w:cs="Calibri" w:eastAsia="Calibri" w:hAnsi="Calibri"/>
                 <w:b/>
                 <w:bCs/>
               </w:rPr>
@@ -1682,7 +1721,7 @@
             </w:pPr>
             <w:r>
               <w:rPr>
-                <w:rFonts w:ascii="Arial" w:cs="Arial" w:eastAsia="Arial" w:hAnsi="Arial"/>
+                <w:rFonts w:ascii="Calibri" w:cs="Calibri" w:eastAsia="Calibri" w:hAnsi="Calibri"/>
               </w:rPr>
               <w:t xml:space="preserve">1</w:t>
             </w:r>
@@ -1711,7 +1750,7 @@
             </w:pPr>
             <w:r>
               <w:rPr>
-                <w:rFonts w:ascii="Arial" w:cs="Arial" w:eastAsia="Arial" w:hAnsi="Arial"/>
+                <w:rFonts w:ascii="Calibri" w:cs="Calibri" w:eastAsia="Calibri" w:hAnsi="Calibri"/>
                 <w:b/>
                 <w:bCs/>
               </w:rPr>
@@ -1719,7 +1758,7 @@
             </w:r>
             <w:r>
               <w:rPr>
-                <w:rFonts w:ascii="Arial" w:cs="Arial" w:eastAsia="Arial" w:hAnsi="Arial"/>
+                <w:rFonts w:ascii="Calibri" w:cs="Calibri" w:eastAsia="Calibri" w:hAnsi="Calibri"/>
               </w:rPr>
               <w:t xml:space="preserve"> (tasa de clics)</w:t>
             </w:r>
@@ -1748,7 +1787,7 @@
             </w:pPr>
             <w:r>
               <w:rPr>
-                <w:rFonts w:ascii="Arial" w:cs="Arial" w:eastAsia="Arial" w:hAnsi="Arial"/>
+                <w:rFonts w:ascii="Calibri" w:cs="Calibri" w:eastAsia="Calibri" w:hAnsi="Calibri"/>
               </w:rPr>
               <w:t xml:space="preserve">Clics al sitio ÷ Impresiones × 100</w:t>
             </w:r>
@@ -1777,7 +1816,7 @@
             </w:pPr>
             <w:r>
               <w:rPr>
-                <w:rFonts w:ascii="Arial" w:cs="Arial" w:eastAsia="Arial" w:hAnsi="Arial"/>
+                <w:rFonts w:ascii="Calibri" w:cs="Calibri" w:eastAsia="Calibri" w:hAnsi="Calibri"/>
               </w:rPr>
               <w:t xml:space="preserve">≥ 2 %</w:t>
             </w:r>
@@ -1806,7 +1845,7 @@
             </w:pPr>
             <w:r>
               <w:rPr>
-                <w:rFonts w:ascii="Arial" w:cs="Arial" w:eastAsia="Arial" w:hAnsi="Arial"/>
+                <w:rFonts w:ascii="Calibri" w:cs="Calibri" w:eastAsia="Calibri" w:hAnsi="Calibri"/>
               </w:rPr>
               <w:t xml:space="preserve">Instagram Insights</w:t>
             </w:r>
@@ -1835,7 +1874,7 @@
             </w:pPr>
             <w:r>
               <w:rPr>
-                <w:rFonts w:ascii="Arial" w:cs="Arial" w:eastAsia="Arial" w:hAnsi="Arial"/>
+                <w:rFonts w:ascii="Calibri" w:cs="Calibri" w:eastAsia="Calibri" w:hAnsi="Calibri"/>
               </w:rPr>
               <w:t xml:space="preserve">Semanal</w:t>
             </w:r>
@@ -1869,7 +1908,7 @@
             </w:pPr>
             <w:r>
               <w:rPr>
-                <w:rFonts w:ascii="Arial" w:cs="Arial" w:eastAsia="Arial" w:hAnsi="Arial"/>
+                <w:rFonts w:ascii="Calibri" w:cs="Calibri" w:eastAsia="Calibri" w:hAnsi="Calibri"/>
               </w:rPr>
               <w:t xml:space="preserve">2</w:t>
             </w:r>
@@ -1898,7 +1937,7 @@
             </w:pPr>
             <w:r>
               <w:rPr>
-                <w:rFonts w:ascii="Arial" w:cs="Arial" w:eastAsia="Arial" w:hAnsi="Arial"/>
+                <w:rFonts w:ascii="Calibri" w:cs="Calibri" w:eastAsia="Calibri" w:hAnsi="Calibri"/>
                 <w:b/>
                 <w:bCs/>
               </w:rPr>
@@ -1906,7 +1945,7 @@
             </w:r>
             <w:r>
               <w:rPr>
-                <w:rFonts w:ascii="Arial" w:cs="Arial" w:eastAsia="Arial" w:hAnsi="Arial"/>
+                <w:rFonts w:ascii="Calibri" w:cs="Calibri" w:eastAsia="Calibri" w:hAnsi="Calibri"/>
               </w:rPr>
               <w:t xml:space="preserve"> simulada</w:t>
             </w:r>
@@ -1935,7 +1974,7 @@
             </w:pPr>
             <w:r>
               <w:rPr>
-                <w:rFonts w:ascii="Arial" w:cs="Arial" w:eastAsia="Arial" w:hAnsi="Arial"/>
+                <w:rFonts w:ascii="Calibri" w:cs="Calibri" w:eastAsia="Calibri" w:hAnsi="Calibri"/>
               </w:rPr>
               <w:t xml:space="preserve">Compras ÷ Visitas al sitio × 100</w:t>
             </w:r>
@@ -1964,7 +2003,7 @@
             </w:pPr>
             <w:r>
               <w:rPr>
-                <w:rFonts w:ascii="Arial" w:cs="Arial" w:eastAsia="Arial" w:hAnsi="Arial"/>
+                <w:rFonts w:ascii="Calibri" w:cs="Calibri" w:eastAsia="Calibri" w:hAnsi="Calibri"/>
               </w:rPr>
               <w:t xml:space="preserve">≥ 3 %</w:t>
             </w:r>
@@ -1993,7 +2032,7 @@
             </w:pPr>
             <w:r>
               <w:rPr>
-                <w:rFonts w:ascii="Arial" w:cs="Arial" w:eastAsia="Arial" w:hAnsi="Arial"/>
+                <w:rFonts w:ascii="Calibri" w:cs="Calibri" w:eastAsia="Calibri" w:hAnsi="Calibri"/>
               </w:rPr>
               <w:t xml:space="preserve">Conteo manual en el sitio</w:t>
             </w:r>
@@ -2022,7 +2061,7 @@
             </w:pPr>
             <w:r>
               <w:rPr>
-                <w:rFonts w:ascii="Arial" w:cs="Arial" w:eastAsia="Arial" w:hAnsi="Arial"/>
+                <w:rFonts w:ascii="Calibri" w:cs="Calibri" w:eastAsia="Calibri" w:hAnsi="Calibri"/>
               </w:rPr>
               <w:t xml:space="preserve">Semanal</w:t>
             </w:r>
@@ -2056,7 +2095,7 @@
             </w:pPr>
             <w:r>
               <w:rPr>
-                <w:rFonts w:ascii="Arial" w:cs="Arial" w:eastAsia="Arial" w:hAnsi="Arial"/>
+                <w:rFonts w:ascii="Calibri" w:cs="Calibri" w:eastAsia="Calibri" w:hAnsi="Calibri"/>
               </w:rPr>
               <w:t xml:space="preserve">3</w:t>
             </w:r>
@@ -2085,7 +2124,7 @@
             </w:pPr>
             <w:r>
               <w:rPr>
-                <w:rFonts w:ascii="Arial" w:cs="Arial" w:eastAsia="Arial" w:hAnsi="Arial"/>
+                <w:rFonts w:ascii="Calibri" w:cs="Calibri" w:eastAsia="Calibri" w:hAnsi="Calibri"/>
                 <w:b/>
                 <w:bCs/>
               </w:rPr>
@@ -2093,7 +2132,7 @@
             </w:r>
             <w:r>
               <w:rPr>
-                <w:rFonts w:ascii="Arial" w:cs="Arial" w:eastAsia="Arial" w:hAnsi="Arial"/>
+                <w:rFonts w:ascii="Calibri" w:cs="Calibri" w:eastAsia="Calibri" w:hAnsi="Calibri"/>
               </w:rPr>
               <w:t xml:space="preserve"> teórico</w:t>
             </w:r>
@@ -2122,7 +2161,7 @@
             </w:pPr>
             <w:r>
               <w:rPr>
-                <w:rFonts w:ascii="Arial" w:cs="Arial" w:eastAsia="Arial" w:hAnsi="Arial"/>
+                <w:rFonts w:ascii="Calibri" w:cs="Calibri" w:eastAsia="Calibri" w:hAnsi="Calibri"/>
               </w:rPr>
               <w:t xml:space="preserve">Costo total de la campaña ÷ Clientes nuevos</w:t>
             </w:r>
@@ -2151,7 +2190,7 @@
             </w:pPr>
             <w:r>
               <w:rPr>
-                <w:rFonts w:ascii="Arial" w:cs="Arial" w:eastAsia="Arial" w:hAnsi="Arial"/>
+                <w:rFonts w:ascii="Calibri" w:cs="Calibri" w:eastAsia="Calibri" w:hAnsi="Calibri"/>
               </w:rPr>
               <w:t xml:space="preserve">≤ 30 % del ticket promedio</w:t>
             </w:r>
@@ -2180,7 +2219,7 @@
             </w:pPr>
             <w:r>
               <w:rPr>
-                <w:rFonts w:ascii="Arial" w:cs="Arial" w:eastAsia="Arial" w:hAnsi="Arial"/>
+                <w:rFonts w:ascii="Calibri" w:cs="Calibri" w:eastAsia="Calibri" w:hAnsi="Calibri"/>
               </w:rPr>
               <w:t xml:space="preserve">Registro de costos</w:t>
             </w:r>
@@ -2209,7 +2248,7 @@
             </w:pPr>
             <w:r>
               <w:rPr>
-                <w:rFonts w:ascii="Arial" w:cs="Arial" w:eastAsia="Arial" w:hAnsi="Arial"/>
+                <w:rFonts w:ascii="Calibri" w:cs="Calibri" w:eastAsia="Calibri" w:hAnsi="Calibri"/>
               </w:rPr>
               <w:t xml:space="preserve">Cierre del sprint</w:t>
             </w:r>
@@ -2243,7 +2282,7 @@
             </w:pPr>
             <w:r>
               <w:rPr>
-                <w:rFonts w:ascii="Arial" w:cs="Arial" w:eastAsia="Arial" w:hAnsi="Arial"/>
+                <w:rFonts w:ascii="Calibri" w:cs="Calibri" w:eastAsia="Calibri" w:hAnsi="Calibri"/>
               </w:rPr>
               <w:t xml:space="preserve">4</w:t>
             </w:r>
@@ -2272,7 +2311,7 @@
             </w:pPr>
             <w:r>
               <w:rPr>
-                <w:rFonts w:ascii="Arial" w:cs="Arial" w:eastAsia="Arial" w:hAnsi="Arial"/>
+                <w:rFonts w:ascii="Calibri" w:cs="Calibri" w:eastAsia="Calibri" w:hAnsi="Calibri"/>
               </w:rPr>
               <w:t xml:space="preserve">Abandono de carrito</w:t>
             </w:r>
@@ -2301,7 +2340,7 @@
             </w:pPr>
             <w:r>
               <w:rPr>
-                <w:rFonts w:ascii="Arial" w:cs="Arial" w:eastAsia="Arial" w:hAnsi="Arial"/>
+                <w:rFonts w:ascii="Calibri" w:cs="Calibri" w:eastAsia="Calibri" w:hAnsi="Calibri"/>
               </w:rPr>
               <w:t xml:space="preserve">(Carritos − Compras) ÷ Carritos × 100</w:t>
             </w:r>
@@ -2330,7 +2369,7 @@
             </w:pPr>
             <w:r>
               <w:rPr>
-                <w:rFonts w:ascii="Arial" w:cs="Arial" w:eastAsia="Arial" w:hAnsi="Arial"/>
+                <w:rFonts w:ascii="Calibri" w:cs="Calibri" w:eastAsia="Calibri" w:hAnsi="Calibri"/>
               </w:rPr>
               <w:t xml:space="preserve">≤ 70 %</w:t>
             </w:r>
@@ -2359,7 +2398,7 @@
             </w:pPr>
             <w:r>
               <w:rPr>
-                <w:rFonts w:ascii="Arial" w:cs="Arial" w:eastAsia="Arial" w:hAnsi="Arial"/>
+                <w:rFonts w:ascii="Calibri" w:cs="Calibri" w:eastAsia="Calibri" w:hAnsi="Calibri"/>
               </w:rPr>
               <w:t xml:space="preserve">Conteo manual en el sitio</w:t>
             </w:r>
@@ -2388,7 +2427,7 @@
             </w:pPr>
             <w:r>
               <w:rPr>
-                <w:rFonts w:ascii="Arial" w:cs="Arial" w:eastAsia="Arial" w:hAnsi="Arial"/>
+                <w:rFonts w:ascii="Calibri" w:cs="Calibri" w:eastAsia="Calibri" w:hAnsi="Calibri"/>
               </w:rPr>
               <w:t xml:space="preserve">Semanal</w:t>
             </w:r>
@@ -2422,7 +2461,7 @@
             </w:pPr>
             <w:r>
               <w:rPr>
-                <w:rFonts w:ascii="Arial" w:cs="Arial" w:eastAsia="Arial" w:hAnsi="Arial"/>
+                <w:rFonts w:ascii="Calibri" w:cs="Calibri" w:eastAsia="Calibri" w:hAnsi="Calibri"/>
               </w:rPr>
               <w:t xml:space="preserve">5</w:t>
             </w:r>
@@ -2451,7 +2490,7 @@
             </w:pPr>
             <w:r>
               <w:rPr>
-                <w:rFonts w:ascii="Arial" w:cs="Arial" w:eastAsia="Arial" w:hAnsi="Arial"/>
+                <w:rFonts w:ascii="Calibri" w:cs="Calibri" w:eastAsia="Calibri" w:hAnsi="Calibri"/>
               </w:rPr>
               <w:t xml:space="preserve">Ticket promedio</w:t>
             </w:r>
@@ -2480,7 +2519,7 @@
             </w:pPr>
             <w:r>
               <w:rPr>
-                <w:rFonts w:ascii="Arial" w:cs="Arial" w:eastAsia="Arial" w:hAnsi="Arial"/>
+                <w:rFonts w:ascii="Calibri" w:cs="Calibri" w:eastAsia="Calibri" w:hAnsi="Calibri"/>
               </w:rPr>
               <w:t xml:space="preserve">Ingresos simulados ÷ Cantidad de compras</w:t>
             </w:r>
@@ -2509,7 +2548,7 @@
             </w:pPr>
             <w:r>
               <w:rPr>
-                <w:rFonts w:ascii="Arial" w:cs="Arial" w:eastAsia="Arial" w:hAnsi="Arial"/>
+                <w:rFonts w:ascii="Calibri" w:cs="Calibri" w:eastAsia="Calibri" w:hAnsi="Calibri"/>
               </w:rPr>
               <w:t xml:space="preserve">≥ $ 12.000</w:t>
             </w:r>
@@ -2538,7 +2577,7 @@
             </w:pPr>
             <w:r>
               <w:rPr>
-                <w:rFonts w:ascii="Arial" w:cs="Arial" w:eastAsia="Arial" w:hAnsi="Arial"/>
+                <w:rFonts w:ascii="Calibri" w:cs="Calibri" w:eastAsia="Calibri" w:hAnsi="Calibri"/>
               </w:rPr>
               <w:t xml:space="preserve">Conteo manual en el sitio</w:t>
             </w:r>
@@ -2567,7 +2606,7 @@
             </w:pPr>
             <w:r>
               <w:rPr>
-                <w:rFonts w:ascii="Arial" w:cs="Arial" w:eastAsia="Arial" w:hAnsi="Arial"/>
+                <w:rFonts w:ascii="Calibri" w:cs="Calibri" w:eastAsia="Calibri" w:hAnsi="Calibri"/>
               </w:rPr>
               <w:t xml:space="preserve">Cierre del sprint</w:t>
             </w:r>
@@ -2601,7 +2640,7 @@
             </w:pPr>
             <w:r>
               <w:rPr>
-                <w:rFonts w:ascii="Arial" w:cs="Arial" w:eastAsia="Arial" w:hAnsi="Arial"/>
+                <w:rFonts w:ascii="Calibri" w:cs="Calibri" w:eastAsia="Calibri" w:hAnsi="Calibri"/>
               </w:rPr>
               <w:t xml:space="preserve">6</w:t>
             </w:r>
@@ -2630,7 +2669,7 @@
             </w:pPr>
             <w:r>
               <w:rPr>
-                <w:rFonts w:ascii="Arial" w:cs="Arial" w:eastAsia="Arial" w:hAnsi="Arial"/>
+                <w:rFonts w:ascii="Calibri" w:cs="Calibri" w:eastAsia="Calibri" w:hAnsi="Calibri"/>
               </w:rPr>
               <w:t xml:space="preserve">Tasa de interacción</w:t>
             </w:r>
@@ -2659,7 +2698,7 @@
             </w:pPr>
             <w:r>
               <w:rPr>
-                <w:rFonts w:ascii="Arial" w:cs="Arial" w:eastAsia="Arial" w:hAnsi="Arial"/>
+                <w:rFonts w:ascii="Calibri" w:cs="Calibri" w:eastAsia="Calibri" w:hAnsi="Calibri"/>
               </w:rPr>
               <w:t xml:space="preserve">Interacciones ÷ Alcance × 100</w:t>
             </w:r>
@@ -2688,7 +2727,7 @@
             </w:pPr>
             <w:r>
               <w:rPr>
-                <w:rFonts w:ascii="Arial" w:cs="Arial" w:eastAsia="Arial" w:hAnsi="Arial"/>
+                <w:rFonts w:ascii="Calibri" w:cs="Calibri" w:eastAsia="Calibri" w:hAnsi="Calibri"/>
               </w:rPr>
               <w:t xml:space="preserve">≥ 5 %</w:t>
             </w:r>
@@ -2717,7 +2756,7 @@
             </w:pPr>
             <w:r>
               <w:rPr>
-                <w:rFonts w:ascii="Arial" w:cs="Arial" w:eastAsia="Arial" w:hAnsi="Arial"/>
+                <w:rFonts w:ascii="Calibri" w:cs="Calibri" w:eastAsia="Calibri" w:hAnsi="Calibri"/>
               </w:rPr>
               <w:t xml:space="preserve">Instagram Insights</w:t>
             </w:r>
@@ -2746,7 +2785,7 @@
             </w:pPr>
             <w:r>
               <w:rPr>
-                <w:rFonts w:ascii="Arial" w:cs="Arial" w:eastAsia="Arial" w:hAnsi="Arial"/>
+                <w:rFonts w:ascii="Calibri" w:cs="Calibri" w:eastAsia="Calibri" w:hAnsi="Calibri"/>
               </w:rPr>
               <w:t xml:space="preserve">Semanal</w:t>
             </w:r>
@@ -2780,7 +2819,7 @@
             </w:pPr>
             <w:r>
               <w:rPr>
-                <w:rFonts w:ascii="Arial" w:cs="Arial" w:eastAsia="Arial" w:hAnsi="Arial"/>
+                <w:rFonts w:ascii="Calibri" w:cs="Calibri" w:eastAsia="Calibri" w:hAnsi="Calibri"/>
               </w:rPr>
               <w:t xml:space="preserve">7</w:t>
             </w:r>
@@ -2809,7 +2848,7 @@
             </w:pPr>
             <w:r>
               <w:rPr>
-                <w:rFonts w:ascii="Arial" w:cs="Arial" w:eastAsia="Arial" w:hAnsi="Arial"/>
+                <w:rFonts w:ascii="Calibri" w:cs="Calibri" w:eastAsia="Calibri" w:hAnsi="Calibri"/>
               </w:rPr>
               <w:t xml:space="preserve">Consultas de WhatsApp migradas a la web</w:t>
             </w:r>
@@ -2838,7 +2877,7 @@
             </w:pPr>
             <w:r>
               <w:rPr>
-                <w:rFonts w:ascii="Arial" w:cs="Arial" w:eastAsia="Arial" w:hAnsi="Arial"/>
+                <w:rFonts w:ascii="Calibri" w:cs="Calibri" w:eastAsia="Calibri" w:hAnsi="Calibri"/>
               </w:rPr>
               <w:t xml:space="preserve">Consultas resueltas en el sitio ÷ Consultas informales totales × 100</w:t>
             </w:r>
@@ -2867,7 +2906,7 @@
             </w:pPr>
             <w:r>
               <w:rPr>
-                <w:rFonts w:ascii="Arial" w:cs="Arial" w:eastAsia="Arial" w:hAnsi="Arial"/>
+                <w:rFonts w:ascii="Calibri" w:cs="Calibri" w:eastAsia="Calibri" w:hAnsi="Calibri"/>
               </w:rPr>
               <w:t xml:space="preserve">≥ 30 % (objetivo SMART del Acta)</w:t>
             </w:r>
@@ -2896,7 +2935,7 @@
             </w:pPr>
             <w:r>
               <w:rPr>
-                <w:rFonts w:ascii="Arial" w:cs="Arial" w:eastAsia="Arial" w:hAnsi="Arial"/>
+                <w:rFonts w:ascii="Calibri" w:cs="Calibri" w:eastAsia="Calibri" w:hAnsi="Calibri"/>
               </w:rPr>
               <w:t xml:space="preserve">Conteo manual de consultas</w:t>
             </w:r>
@@ -2925,7 +2964,7 @@
             </w:pPr>
             <w:r>
               <w:rPr>
-                <w:rFonts w:ascii="Arial" w:cs="Arial" w:eastAsia="Arial" w:hAnsi="Arial"/>
+                <w:rFonts w:ascii="Calibri" w:cs="Calibri" w:eastAsia="Calibri" w:hAnsi="Calibri"/>
               </w:rPr>
               <w:t xml:space="preserve">Cierre del sprint</w:t>
             </w:r>
@@ -2944,7 +2983,7 @@
       </w:pPr>
       <w:r>
         <w:rPr>
-          <w:rFonts w:ascii="Arial" w:cs="Arial" w:eastAsia="Arial" w:hAnsi="Arial"/>
+          <w:rFonts w:ascii="Georgia" w:cs="Georgia" w:eastAsia="Georgia" w:hAnsi="Georgia"/>
         </w:rPr>
         <w:t xml:space="preserve">4. FICHAS DE LOS KPIs OBLIGATORIOS</w:t>
       </w:r>
@@ -2957,7 +2996,7 @@
       </w:pPr>
       <w:r>
         <w:rPr>
-          <w:rFonts w:ascii="Arial" w:cs="Arial" w:eastAsia="Arial" w:hAnsi="Arial"/>
+          <w:rFonts w:ascii="Georgia" w:cs="Georgia" w:eastAsia="Georgia" w:hAnsi="Georgia"/>
         </w:rPr>
         <w:t xml:space="preserve">4.1 Tasa de Clics (CTR)</w:t>
       </w:r>
@@ -3006,7 +3045,7 @@
             </w:pPr>
             <w:r>
               <w:rPr>
-                <w:rFonts w:ascii="Arial" w:cs="Arial" w:eastAsia="Arial" w:hAnsi="Arial"/>
+                <w:rFonts w:ascii="Calibri" w:cs="Calibri" w:eastAsia="Calibri" w:hAnsi="Calibri"/>
                 <w:b/>
                 <w:bCs/>
               </w:rPr>
@@ -3037,7 +3076,7 @@
             </w:pPr>
             <w:r>
               <w:rPr>
-                <w:rFonts w:ascii="Arial" w:cs="Arial" w:eastAsia="Arial" w:hAnsi="Arial"/>
+                <w:rFonts w:ascii="Calibri" w:cs="Calibri" w:eastAsia="Calibri" w:hAnsi="Calibri"/>
               </w:rPr>
               <w:t xml:space="preserve">Qué proporción de las personas que ven una publicación hace clic para ir al sitio. Indica si el contenido y el llamado a la acción (CTA) generan interés real.</w:t>
             </w:r>
@@ -3072,7 +3111,7 @@
             </w:pPr>
             <w:r>
               <w:rPr>
-                <w:rFonts w:ascii="Arial" w:cs="Arial" w:eastAsia="Arial" w:hAnsi="Arial"/>
+                <w:rFonts w:ascii="Calibri" w:cs="Calibri" w:eastAsia="Calibri" w:hAnsi="Calibri"/>
                 <w:b/>
                 <w:bCs/>
               </w:rPr>
@@ -3103,7 +3142,7 @@
             </w:pPr>
             <w:r>
               <w:rPr>
-                <w:rFonts w:ascii="Arial" w:cs="Arial" w:eastAsia="Arial" w:hAnsi="Arial"/>
+                <w:rFonts w:ascii="Calibri" w:cs="Calibri" w:eastAsia="Calibri" w:hAnsi="Calibri"/>
               </w:rPr>
               <w:t xml:space="preserve">CTR = (Clics al sitio ÷ Impresiones) × 100</w:t>
             </w:r>
@@ -3138,7 +3177,7 @@
             </w:pPr>
             <w:r>
               <w:rPr>
-                <w:rFonts w:ascii="Arial" w:cs="Arial" w:eastAsia="Arial" w:hAnsi="Arial"/>
+                <w:rFonts w:ascii="Calibri" w:cs="Calibri" w:eastAsia="Calibri" w:hAnsi="Calibri"/>
                 <w:b/>
                 <w:bCs/>
               </w:rPr>
@@ -3169,13 +3208,13 @@
             </w:pPr>
             <w:r>
               <w:rPr>
-                <w:rFonts w:ascii="Arial" w:cs="Arial" w:eastAsia="Arial" w:hAnsi="Arial"/>
+                <w:rFonts w:ascii="Calibri" w:cs="Calibri" w:eastAsia="Calibri" w:hAnsi="Calibri"/>
               </w:rPr>
               <w:t xml:space="preserve">150 clics ÷ 5.000 impresiones × 100 = </w:t>
             </w:r>
             <w:r>
               <w:rPr>
-                <w:rFonts w:ascii="Arial" w:cs="Arial" w:eastAsia="Arial" w:hAnsi="Arial"/>
+                <w:rFonts w:ascii="Calibri" w:cs="Calibri" w:eastAsia="Calibri" w:hAnsi="Calibri"/>
                 <w:b/>
                 <w:bCs/>
               </w:rPr>
@@ -3212,7 +3251,7 @@
             </w:pPr>
             <w:r>
               <w:rPr>
-                <w:rFonts w:ascii="Arial" w:cs="Arial" w:eastAsia="Arial" w:hAnsi="Arial"/>
+                <w:rFonts w:ascii="Calibri" w:cs="Calibri" w:eastAsia="Calibri" w:hAnsi="Calibri"/>
                 <w:b/>
                 <w:bCs/>
               </w:rPr>
@@ -3243,7 +3282,7 @@
             </w:pPr>
             <w:r>
               <w:rPr>
-                <w:rFonts w:ascii="Arial" w:cs="Arial" w:eastAsia="Arial" w:hAnsi="Arial"/>
+                <w:rFonts w:ascii="Calibri" w:cs="Calibri" w:eastAsia="Calibri" w:hAnsi="Calibri"/>
               </w:rPr>
               <w:t xml:space="preserve">Por encima de la meta (2 %). Si el CTR baja, se revisa el texto del CTA, la imagen y la ubicación del link; si sube pero la conversión no, el problema está en el sitio y no en la publicación.</w:t>
             </w:r>
@@ -3259,7 +3298,7 @@
       </w:pPr>
       <w:r>
         <w:rPr>
-          <w:rFonts w:ascii="Arial" w:cs="Arial" w:eastAsia="Arial" w:hAnsi="Arial"/>
+          <w:rFonts w:ascii="Georgia" w:cs="Georgia" w:eastAsia="Georgia" w:hAnsi="Georgia"/>
         </w:rPr>
         <w:t xml:space="preserve">4.2 Tasa de Conversión simulada</w:t>
       </w:r>
@@ -3308,7 +3347,7 @@
             </w:pPr>
             <w:r>
               <w:rPr>
-                <w:rFonts w:ascii="Arial" w:cs="Arial" w:eastAsia="Arial" w:hAnsi="Arial"/>
+                <w:rFonts w:ascii="Calibri" w:cs="Calibri" w:eastAsia="Calibri" w:hAnsi="Calibri"/>
                 <w:b/>
                 <w:bCs/>
               </w:rPr>
@@ -3339,7 +3378,7 @@
             </w:pPr>
             <w:r>
               <w:rPr>
-                <w:rFonts w:ascii="Arial" w:cs="Arial" w:eastAsia="Arial" w:hAnsi="Arial"/>
+                <w:rFonts w:ascii="Calibri" w:cs="Calibri" w:eastAsia="Calibri" w:hAnsi="Calibri"/>
               </w:rPr>
               <w:t xml:space="preserve">Qué proporción de las visitas al sitio termina en una compra (simulada). Es el indicador central de la eficiencia del e-commerce.</w:t>
             </w:r>
@@ -3374,7 +3413,7 @@
             </w:pPr>
             <w:r>
               <w:rPr>
-                <w:rFonts w:ascii="Arial" w:cs="Arial" w:eastAsia="Arial" w:hAnsi="Arial"/>
+                <w:rFonts w:ascii="Calibri" w:cs="Calibri" w:eastAsia="Calibri" w:hAnsi="Calibri"/>
                 <w:b/>
                 <w:bCs/>
               </w:rPr>
@@ -3405,7 +3444,7 @@
             </w:pPr>
             <w:r>
               <w:rPr>
-                <w:rFonts w:ascii="Arial" w:cs="Arial" w:eastAsia="Arial" w:hAnsi="Arial"/>
+                <w:rFonts w:ascii="Calibri" w:cs="Calibri" w:eastAsia="Calibri" w:hAnsi="Calibri"/>
               </w:rPr>
               <w:t xml:space="preserve">Conversión = (Compras simuladas ÷ Visitas al sitio) × 100</w:t>
             </w:r>
@@ -3440,7 +3479,7 @@
             </w:pPr>
             <w:r>
               <w:rPr>
-                <w:rFonts w:ascii="Arial" w:cs="Arial" w:eastAsia="Arial" w:hAnsi="Arial"/>
+                <w:rFonts w:ascii="Calibri" w:cs="Calibri" w:eastAsia="Calibri" w:hAnsi="Calibri"/>
                 <w:b/>
                 <w:bCs/>
               </w:rPr>
@@ -3471,13 +3510,13 @@
             </w:pPr>
             <w:r>
               <w:rPr>
-                <w:rFonts w:ascii="Arial" w:cs="Arial" w:eastAsia="Arial" w:hAnsi="Arial"/>
+                <w:rFonts w:ascii="Calibri" w:cs="Calibri" w:eastAsia="Calibri" w:hAnsi="Calibri"/>
               </w:rPr>
               <w:t xml:space="preserve">6 compras ÷ 150 visitas × 100 = </w:t>
             </w:r>
             <w:r>
               <w:rPr>
-                <w:rFonts w:ascii="Arial" w:cs="Arial" w:eastAsia="Arial" w:hAnsi="Arial"/>
+                <w:rFonts w:ascii="Calibri" w:cs="Calibri" w:eastAsia="Calibri" w:hAnsi="Calibri"/>
                 <w:b/>
                 <w:bCs/>
               </w:rPr>
@@ -3514,7 +3553,7 @@
             </w:pPr>
             <w:r>
               <w:rPr>
-                <w:rFonts w:ascii="Arial" w:cs="Arial" w:eastAsia="Arial" w:hAnsi="Arial"/>
+                <w:rFonts w:ascii="Calibri" w:cs="Calibri" w:eastAsia="Calibri" w:hAnsi="Calibri"/>
                 <w:b/>
                 <w:bCs/>
               </w:rPr>
@@ -3545,7 +3584,7 @@
             </w:pPr>
             <w:r>
               <w:rPr>
-                <w:rFonts w:ascii="Arial" w:cs="Arial" w:eastAsia="Arial" w:hAnsi="Arial"/>
+                <w:rFonts w:ascii="Calibri" w:cs="Calibri" w:eastAsia="Calibri" w:hAnsi="Calibri"/>
               </w:rPr>
               <w:t xml:space="preserve">Cumple la meta (3 %). Si fuera baja, se analiza en qué etapa del embudo se pierde más gente (catálogo, carrito o checkout) y se corrige esa pantalla.</w:t>
             </w:r>
@@ -3561,7 +3600,7 @@
       </w:pPr>
       <w:r>
         <w:rPr>
-          <w:rFonts w:ascii="Arial" w:cs="Arial" w:eastAsia="Arial" w:hAnsi="Arial"/>
+          <w:rFonts w:ascii="Georgia" w:cs="Georgia" w:eastAsia="Georgia" w:hAnsi="Georgia"/>
         </w:rPr>
         <w:t xml:space="preserve">4.3 Costo de Adquisición de Cliente (CAC) teórico</w:t>
       </w:r>
@@ -3610,7 +3649,7 @@
             </w:pPr>
             <w:r>
               <w:rPr>
-                <w:rFonts w:ascii="Arial" w:cs="Arial" w:eastAsia="Arial" w:hAnsi="Arial"/>
+                <w:rFonts w:ascii="Calibri" w:cs="Calibri" w:eastAsia="Calibri" w:hAnsi="Calibri"/>
                 <w:b/>
                 <w:bCs/>
               </w:rPr>
@@ -3641,7 +3680,7 @@
             </w:pPr>
             <w:r>
               <w:rPr>
-                <w:rFonts w:ascii="Arial" w:cs="Arial" w:eastAsia="Arial" w:hAnsi="Arial"/>
+                <w:rFonts w:ascii="Calibri" w:cs="Calibri" w:eastAsia="Calibri" w:hAnsi="Calibri"/>
               </w:rPr>
               <w:t xml:space="preserve">Cuánto cuesta, en promedio, conseguir un cliente nuevo mediante la campaña. Incluye la inversión publicitaria y el valor del trabajo dedicado.</w:t>
             </w:r>
@@ -3676,7 +3715,7 @@
             </w:pPr>
             <w:r>
               <w:rPr>
-                <w:rFonts w:ascii="Arial" w:cs="Arial" w:eastAsia="Arial" w:hAnsi="Arial"/>
+                <w:rFonts w:ascii="Calibri" w:cs="Calibri" w:eastAsia="Calibri" w:hAnsi="Calibri"/>
                 <w:b/>
                 <w:bCs/>
               </w:rPr>
@@ -3707,7 +3746,7 @@
             </w:pPr>
             <w:r>
               <w:rPr>
-                <w:rFonts w:ascii="Arial" w:cs="Arial" w:eastAsia="Arial" w:hAnsi="Arial"/>
+                <w:rFonts w:ascii="Calibri" w:cs="Calibri" w:eastAsia="Calibri" w:hAnsi="Calibri"/>
               </w:rPr>
               <w:t xml:space="preserve">CAC = (Inversión en pauta + Costo del trabajo dedicado) ÷ Clientes nuevos</w:t>
             </w:r>
@@ -3742,7 +3781,7 @@
             </w:pPr>
             <w:r>
               <w:rPr>
-                <w:rFonts w:ascii="Arial" w:cs="Arial" w:eastAsia="Arial" w:hAnsi="Arial"/>
+                <w:rFonts w:ascii="Calibri" w:cs="Calibri" w:eastAsia="Calibri" w:hAnsi="Calibri"/>
                 <w:b/>
                 <w:bCs/>
               </w:rPr>
@@ -3773,13 +3812,13 @@
             </w:pPr>
             <w:r>
               <w:rPr>
-                <w:rFonts w:ascii="Arial" w:cs="Arial" w:eastAsia="Arial" w:hAnsi="Arial"/>
+                <w:rFonts w:ascii="Calibri" w:cs="Calibri" w:eastAsia="Calibri" w:hAnsi="Calibri"/>
               </w:rPr>
               <w:t xml:space="preserve">Se valoriza con la tarifa simulada del Acta de Constitución: </w:t>
             </w:r>
             <w:r>
               <w:rPr>
-                <w:rFonts w:ascii="Arial" w:cs="Arial" w:eastAsia="Arial" w:hAnsi="Arial"/>
+                <w:rFonts w:ascii="Calibri" w:cs="Calibri" w:eastAsia="Calibri" w:hAnsi="Calibri"/>
                 <w:b/>
                 <w:bCs/>
               </w:rPr>
@@ -3787,7 +3826,7 @@
             </w:r>
             <w:r>
               <w:rPr>
-                <w:rFonts w:ascii="Arial" w:cs="Arial" w:eastAsia="Arial" w:hAnsi="Arial"/>
+                <w:rFonts w:ascii="Calibri" w:cs="Calibri" w:eastAsia="Calibri" w:hAnsi="Calibri"/>
               </w:rPr>
               <w:t xml:space="preserve">.</w:t>
             </w:r>
@@ -3822,7 +3861,7 @@
             </w:pPr>
             <w:r>
               <w:rPr>
-                <w:rFonts w:ascii="Arial" w:cs="Arial" w:eastAsia="Arial" w:hAnsi="Arial"/>
+                <w:rFonts w:ascii="Calibri" w:cs="Calibri" w:eastAsia="Calibri" w:hAnsi="Calibri"/>
                 <w:b/>
                 <w:bCs/>
               </w:rPr>
@@ -3853,13 +3892,13 @@
             </w:pPr>
             <w:r>
               <w:rPr>
-                <w:rFonts w:ascii="Arial" w:cs="Arial" w:eastAsia="Arial" w:hAnsi="Arial"/>
+                <w:rFonts w:ascii="Calibri" w:cs="Calibri" w:eastAsia="Calibri" w:hAnsi="Calibri"/>
               </w:rPr>
               <w:t xml:space="preserve">Escenario orgánico: 8 hs × $ 2.500 = $ 20.000 ÷ 6 clientes = </w:t>
             </w:r>
             <w:r>
               <w:rPr>
-                <w:rFonts w:ascii="Arial" w:cs="Arial" w:eastAsia="Arial" w:hAnsi="Arial"/>
+                <w:rFonts w:ascii="Calibri" w:cs="Calibri" w:eastAsia="Calibri" w:hAnsi="Calibri"/>
                 <w:b/>
                 <w:bCs/>
               </w:rPr>
@@ -3896,7 +3935,7 @@
             </w:pPr>
             <w:r>
               <w:rPr>
-                <w:rFonts w:ascii="Arial" w:cs="Arial" w:eastAsia="Arial" w:hAnsi="Arial"/>
+                <w:rFonts w:ascii="Calibri" w:cs="Calibri" w:eastAsia="Calibri" w:hAnsi="Calibri"/>
                 <w:b/>
                 <w:bCs/>
               </w:rPr>
@@ -3927,7 +3966,7 @@
             </w:pPr>
             <w:r>
               <w:rPr>
-                <w:rFonts w:ascii="Arial" w:cs="Arial" w:eastAsia="Arial" w:hAnsi="Arial"/>
+                <w:rFonts w:ascii="Calibri" w:cs="Calibri" w:eastAsia="Calibri" w:hAnsi="Calibri"/>
               </w:rPr>
               <w:t xml:space="preserve">El CAC de $ 3.333 representa el 26 % del ticket promedio ($ 12.600), por debajo del límite del 30 %. Para que el negocio sea rentable, el CAC debe ser menor que el margen bruto por cliente, dato que debe confirmar el Proveedor.</w:t>
             </w:r>
@@ -3946,7 +3985,7 @@
       </w:pPr>
       <w:r>
         <w:rPr>
-          <w:rFonts w:ascii="Arial" w:cs="Arial" w:eastAsia="Arial" w:hAnsi="Arial"/>
+          <w:rFonts w:ascii="Georgia" w:cs="Georgia" w:eastAsia="Georgia" w:hAnsi="Georgia"/>
         </w:rPr>
         <w:t xml:space="preserve">5. EJEMPLO DE CÁLCULO (DATOS SIMULADOS)</w:t>
       </w:r>
@@ -3958,13 +3997,13 @@
       </w:pPr>
       <w:r>
         <w:rPr>
-          <w:rFonts w:ascii="Arial" w:cs="Arial" w:eastAsia="Arial" w:hAnsi="Arial"/>
+          <w:rFonts w:ascii="Calibri" w:cs="Calibri" w:eastAsia="Calibri" w:hAnsi="Calibri"/>
         </w:rPr>
         <w:t xml:space="preserve">Se simulan dos escenarios para el período de la campaña. El </w:t>
       </w:r>
       <w:r>
         <w:rPr>
-          <w:rFonts w:ascii="Arial" w:cs="Arial" w:eastAsia="Arial" w:hAnsi="Arial"/>
+          <w:rFonts w:ascii="Calibri" w:cs="Calibri" w:eastAsia="Calibri" w:hAnsi="Calibri"/>
           <w:b/>
           <w:bCs/>
         </w:rPr>
@@ -3972,13 +4011,13 @@
       </w:r>
       <w:r>
         <w:rPr>
-          <w:rFonts w:ascii="Arial" w:cs="Arial" w:eastAsia="Arial" w:hAnsi="Arial"/>
+          <w:rFonts w:ascii="Calibri" w:cs="Calibri" w:eastAsia="Calibri" w:hAnsi="Calibri"/>
         </w:rPr>
         <w:t xml:space="preserve"> es la estrategia orgánica planificada; el </w:t>
       </w:r>
       <w:r>
         <w:rPr>
-          <w:rFonts w:ascii="Arial" w:cs="Arial" w:eastAsia="Arial" w:hAnsi="Arial"/>
+          <w:rFonts w:ascii="Calibri" w:cs="Calibri" w:eastAsia="Calibri" w:hAnsi="Calibri"/>
           <w:b/>
           <w:bCs/>
         </w:rPr>
@@ -3986,7 +4025,7 @@
       </w:r>
       <w:r>
         <w:rPr>
-          <w:rFonts w:ascii="Arial" w:cs="Arial" w:eastAsia="Arial" w:hAnsi="Arial"/>
+          <w:rFonts w:ascii="Calibri" w:cs="Calibri" w:eastAsia="Calibri" w:hAnsi="Calibri"/>
         </w:rPr>
         <w:t xml:space="preserve"> agrega una pequeña pauta paga, para comparar el efecto sobre el CAC.</w:t>
       </w:r>
@@ -4082,7 +4121,7 @@
             </w:pPr>
             <w:r>
               <w:rPr>
-                <w:rFonts w:ascii="Arial" w:cs="Arial" w:eastAsia="Arial" w:hAnsi="Arial"/>
+                <w:rFonts w:ascii="Calibri" w:cs="Calibri" w:eastAsia="Calibri" w:hAnsi="Calibri"/>
                 <w:b/>
                 <w:bCs/>
               </w:rPr>
@@ -4114,7 +4153,7 @@
             </w:pPr>
             <w:r>
               <w:rPr>
-                <w:rFonts w:ascii="Arial" w:cs="Arial" w:eastAsia="Arial" w:hAnsi="Arial"/>
+                <w:rFonts w:ascii="Calibri" w:cs="Calibri" w:eastAsia="Calibri" w:hAnsi="Calibri"/>
                 <w:b/>
                 <w:bCs/>
               </w:rPr>
@@ -4146,7 +4185,7 @@
             </w:pPr>
             <w:r>
               <w:rPr>
-                <w:rFonts w:ascii="Arial" w:cs="Arial" w:eastAsia="Arial" w:hAnsi="Arial"/>
+                <w:rFonts w:ascii="Calibri" w:cs="Calibri" w:eastAsia="Calibri" w:hAnsi="Calibri"/>
                 <w:b/>
                 <w:bCs/>
               </w:rPr>
@@ -4182,7 +4221,7 @@
             </w:pPr>
             <w:r>
               <w:rPr>
-                <w:rFonts w:ascii="Arial" w:cs="Arial" w:eastAsia="Arial" w:hAnsi="Arial"/>
+                <w:rFonts w:ascii="Calibri" w:cs="Calibri" w:eastAsia="Calibri" w:hAnsi="Calibri"/>
               </w:rPr>
               <w:t xml:space="preserve">Impresiones</w:t>
             </w:r>
@@ -4211,7 +4250,7 @@
             </w:pPr>
             <w:r>
               <w:rPr>
-                <w:rFonts w:ascii="Arial" w:cs="Arial" w:eastAsia="Arial" w:hAnsi="Arial"/>
+                <w:rFonts w:ascii="Calibri" w:cs="Calibri" w:eastAsia="Calibri" w:hAnsi="Calibri"/>
               </w:rPr>
               <w:t xml:space="preserve">5.000</w:t>
             </w:r>
@@ -4240,7 +4279,7 @@
             </w:pPr>
             <w:r>
               <w:rPr>
-                <w:rFonts w:ascii="Arial" w:cs="Arial" w:eastAsia="Arial" w:hAnsi="Arial"/>
+                <w:rFonts w:ascii="Calibri" w:cs="Calibri" w:eastAsia="Calibri" w:hAnsi="Calibri"/>
               </w:rPr>
               <w:t xml:space="preserve">20.000</w:t>
             </w:r>
@@ -4274,7 +4313,7 @@
             </w:pPr>
             <w:r>
               <w:rPr>
-                <w:rFonts w:ascii="Arial" w:cs="Arial" w:eastAsia="Arial" w:hAnsi="Arial"/>
+                <w:rFonts w:ascii="Calibri" w:cs="Calibri" w:eastAsia="Calibri" w:hAnsi="Calibri"/>
               </w:rPr>
               <w:t xml:space="preserve">CTR</w:t>
             </w:r>
@@ -4303,7 +4342,7 @@
             </w:pPr>
             <w:r>
               <w:rPr>
-                <w:rFonts w:ascii="Arial" w:cs="Arial" w:eastAsia="Arial" w:hAnsi="Arial"/>
+                <w:rFonts w:ascii="Calibri" w:cs="Calibri" w:eastAsia="Calibri" w:hAnsi="Calibri"/>
               </w:rPr>
               <w:t xml:space="preserve">3,0 %</w:t>
             </w:r>
@@ -4332,7 +4371,7 @@
             </w:pPr>
             <w:r>
               <w:rPr>
-                <w:rFonts w:ascii="Arial" w:cs="Arial" w:eastAsia="Arial" w:hAnsi="Arial"/>
+                <w:rFonts w:ascii="Calibri" w:cs="Calibri" w:eastAsia="Calibri" w:hAnsi="Calibri"/>
               </w:rPr>
               <w:t xml:space="preserve">1,5 %</w:t>
             </w:r>
@@ -4366,7 +4405,7 @@
             </w:pPr>
             <w:r>
               <w:rPr>
-                <w:rFonts w:ascii="Arial" w:cs="Arial" w:eastAsia="Arial" w:hAnsi="Arial"/>
+                <w:rFonts w:ascii="Calibri" w:cs="Calibri" w:eastAsia="Calibri" w:hAnsi="Calibri"/>
               </w:rPr>
               <w:t xml:space="preserve">Clics / visitas al sitio</w:t>
             </w:r>
@@ -4395,7 +4434,7 @@
             </w:pPr>
             <w:r>
               <w:rPr>
-                <w:rFonts w:ascii="Arial" w:cs="Arial" w:eastAsia="Arial" w:hAnsi="Arial"/>
+                <w:rFonts w:ascii="Calibri" w:cs="Calibri" w:eastAsia="Calibri" w:hAnsi="Calibri"/>
               </w:rPr>
               <w:t xml:space="preserve">150</w:t>
             </w:r>
@@ -4424,7 +4463,7 @@
             </w:pPr>
             <w:r>
               <w:rPr>
-                <w:rFonts w:ascii="Arial" w:cs="Arial" w:eastAsia="Arial" w:hAnsi="Arial"/>
+                <w:rFonts w:ascii="Calibri" w:cs="Calibri" w:eastAsia="Calibri" w:hAnsi="Calibri"/>
               </w:rPr>
               <w:t xml:space="preserve">300</w:t>
             </w:r>
@@ -4458,7 +4497,7 @@
             </w:pPr>
             <w:r>
               <w:rPr>
-                <w:rFonts w:ascii="Arial" w:cs="Arial" w:eastAsia="Arial" w:hAnsi="Arial"/>
+                <w:rFonts w:ascii="Calibri" w:cs="Calibri" w:eastAsia="Calibri" w:hAnsi="Calibri"/>
               </w:rPr>
               <w:t xml:space="preserve">Tasa de conversión</w:t>
             </w:r>
@@ -4487,7 +4526,7 @@
             </w:pPr>
             <w:r>
               <w:rPr>
-                <w:rFonts w:ascii="Arial" w:cs="Arial" w:eastAsia="Arial" w:hAnsi="Arial"/>
+                <w:rFonts w:ascii="Calibri" w:cs="Calibri" w:eastAsia="Calibri" w:hAnsi="Calibri"/>
               </w:rPr>
               <w:t xml:space="preserve">4,0 %</w:t>
             </w:r>
@@ -4516,7 +4555,7 @@
             </w:pPr>
             <w:r>
               <w:rPr>
-                <w:rFonts w:ascii="Arial" w:cs="Arial" w:eastAsia="Arial" w:hAnsi="Arial"/>
+                <w:rFonts w:ascii="Calibri" w:cs="Calibri" w:eastAsia="Calibri" w:hAnsi="Calibri"/>
               </w:rPr>
               <w:t xml:space="preserve">4,0 %</w:t>
             </w:r>
@@ -4550,7 +4589,7 @@
             </w:pPr>
             <w:r>
               <w:rPr>
-                <w:rFonts w:ascii="Arial" w:cs="Arial" w:eastAsia="Arial" w:hAnsi="Arial"/>
+                <w:rFonts w:ascii="Calibri" w:cs="Calibri" w:eastAsia="Calibri" w:hAnsi="Calibri"/>
               </w:rPr>
               <w:t xml:space="preserve">Compras (clientes nuevos)</w:t>
             </w:r>
@@ -4579,7 +4618,7 @@
             </w:pPr>
             <w:r>
               <w:rPr>
-                <w:rFonts w:ascii="Arial" w:cs="Arial" w:eastAsia="Arial" w:hAnsi="Arial"/>
+                <w:rFonts w:ascii="Calibri" w:cs="Calibri" w:eastAsia="Calibri" w:hAnsi="Calibri"/>
               </w:rPr>
               <w:t xml:space="preserve">6</w:t>
             </w:r>
@@ -4608,7 +4647,7 @@
             </w:pPr>
             <w:r>
               <w:rPr>
-                <w:rFonts w:ascii="Arial" w:cs="Arial" w:eastAsia="Arial" w:hAnsi="Arial"/>
+                <w:rFonts w:ascii="Calibri" w:cs="Calibri" w:eastAsia="Calibri" w:hAnsi="Calibri"/>
               </w:rPr>
               <w:t xml:space="preserve">12</w:t>
             </w:r>
@@ -4642,7 +4681,7 @@
             </w:pPr>
             <w:r>
               <w:rPr>
-                <w:rFonts w:ascii="Arial" w:cs="Arial" w:eastAsia="Arial" w:hAnsi="Arial"/>
+                <w:rFonts w:ascii="Calibri" w:cs="Calibri" w:eastAsia="Calibri" w:hAnsi="Calibri"/>
               </w:rPr>
               <w:t xml:space="preserve">Ingresos simulados (ticket de $ 12.600)</w:t>
             </w:r>
@@ -4671,7 +4710,7 @@
             </w:pPr>
             <w:r>
               <w:rPr>
-                <w:rFonts w:ascii="Arial" w:cs="Arial" w:eastAsia="Arial" w:hAnsi="Arial"/>
+                <w:rFonts w:ascii="Calibri" w:cs="Calibri" w:eastAsia="Calibri" w:hAnsi="Calibri"/>
               </w:rPr>
               <w:t xml:space="preserve">$ 75.600</w:t>
             </w:r>
@@ -4700,7 +4739,7 @@
             </w:pPr>
             <w:r>
               <w:rPr>
-                <w:rFonts w:ascii="Arial" w:cs="Arial" w:eastAsia="Arial" w:hAnsi="Arial"/>
+                <w:rFonts w:ascii="Calibri" w:cs="Calibri" w:eastAsia="Calibri" w:hAnsi="Calibri"/>
               </w:rPr>
               <w:t xml:space="preserve">$ 151.200</w:t>
             </w:r>
@@ -4734,7 +4773,7 @@
             </w:pPr>
             <w:r>
               <w:rPr>
-                <w:rFonts w:ascii="Arial" w:cs="Arial" w:eastAsia="Arial" w:hAnsi="Arial"/>
+                <w:rFonts w:ascii="Calibri" w:cs="Calibri" w:eastAsia="Calibri" w:hAnsi="Calibri"/>
               </w:rPr>
               <w:t xml:space="preserve">Inversión en pauta</w:t>
             </w:r>
@@ -4763,7 +4802,7 @@
             </w:pPr>
             <w:r>
               <w:rPr>
-                <w:rFonts w:ascii="Arial" w:cs="Arial" w:eastAsia="Arial" w:hAnsi="Arial"/>
+                <w:rFonts w:ascii="Calibri" w:cs="Calibri" w:eastAsia="Calibri" w:hAnsi="Calibri"/>
               </w:rPr>
               <w:t xml:space="preserve">$ 0</w:t>
             </w:r>
@@ -4792,7 +4831,7 @@
             </w:pPr>
             <w:r>
               <w:rPr>
-                <w:rFonts w:ascii="Arial" w:cs="Arial" w:eastAsia="Arial" w:hAnsi="Arial"/>
+                <w:rFonts w:ascii="Calibri" w:cs="Calibri" w:eastAsia="Calibri" w:hAnsi="Calibri"/>
               </w:rPr>
               <w:t xml:space="preserve">$ 15.000</w:t>
             </w:r>
@@ -4826,7 +4865,7 @@
             </w:pPr>
             <w:r>
               <w:rPr>
-                <w:rFonts w:ascii="Arial" w:cs="Arial" w:eastAsia="Arial" w:hAnsi="Arial"/>
+                <w:rFonts w:ascii="Calibri" w:cs="Calibri" w:eastAsia="Calibri" w:hAnsi="Calibri"/>
               </w:rPr>
               <w:t xml:space="preserve">Trabajo dedicado (8 hs × $ 2.500)</w:t>
             </w:r>
@@ -4855,7 +4894,7 @@
             </w:pPr>
             <w:r>
               <w:rPr>
-                <w:rFonts w:ascii="Arial" w:cs="Arial" w:eastAsia="Arial" w:hAnsi="Arial"/>
+                <w:rFonts w:ascii="Calibri" w:cs="Calibri" w:eastAsia="Calibri" w:hAnsi="Calibri"/>
               </w:rPr>
               <w:t xml:space="preserve">$ 20.000</w:t>
             </w:r>
@@ -4884,7 +4923,7 @@
             </w:pPr>
             <w:r>
               <w:rPr>
-                <w:rFonts w:ascii="Arial" w:cs="Arial" w:eastAsia="Arial" w:hAnsi="Arial"/>
+                <w:rFonts w:ascii="Calibri" w:cs="Calibri" w:eastAsia="Calibri" w:hAnsi="Calibri"/>
               </w:rPr>
               <w:t xml:space="preserve">$ 20.000</w:t>
             </w:r>
@@ -4918,7 +4957,7 @@
             </w:pPr>
             <w:r>
               <w:rPr>
-                <w:rFonts w:ascii="Arial" w:cs="Arial" w:eastAsia="Arial" w:hAnsi="Arial"/>
+                <w:rFonts w:ascii="Calibri" w:cs="Calibri" w:eastAsia="Calibri" w:hAnsi="Calibri"/>
               </w:rPr>
               <w:t xml:space="preserve">Costo total de la campaña</w:t>
             </w:r>
@@ -4947,7 +4986,7 @@
             </w:pPr>
             <w:r>
               <w:rPr>
-                <w:rFonts w:ascii="Arial" w:cs="Arial" w:eastAsia="Arial" w:hAnsi="Arial"/>
+                <w:rFonts w:ascii="Calibri" w:cs="Calibri" w:eastAsia="Calibri" w:hAnsi="Calibri"/>
               </w:rPr>
               <w:t xml:space="preserve">$ 20.000</w:t>
             </w:r>
@@ -4976,7 +5015,7 @@
             </w:pPr>
             <w:r>
               <w:rPr>
-                <w:rFonts w:ascii="Arial" w:cs="Arial" w:eastAsia="Arial" w:hAnsi="Arial"/>
+                <w:rFonts w:ascii="Calibri" w:cs="Calibri" w:eastAsia="Calibri" w:hAnsi="Calibri"/>
               </w:rPr>
               <w:t xml:space="preserve">$ 35.000</w:t>
             </w:r>
@@ -5010,7 +5049,7 @@
             </w:pPr>
             <w:r>
               <w:rPr>
-                <w:rFonts w:ascii="Arial" w:cs="Arial" w:eastAsia="Arial" w:hAnsi="Arial"/>
+                <w:rFonts w:ascii="Calibri" w:cs="Calibri" w:eastAsia="Calibri" w:hAnsi="Calibri"/>
                 <w:b/>
                 <w:bCs/>
               </w:rPr>
@@ -5041,7 +5080,7 @@
             </w:pPr>
             <w:r>
               <w:rPr>
-                <w:rFonts w:ascii="Arial" w:cs="Arial" w:eastAsia="Arial" w:hAnsi="Arial"/>
+                <w:rFonts w:ascii="Calibri" w:cs="Calibri" w:eastAsia="Calibri" w:hAnsi="Calibri"/>
                 <w:b/>
                 <w:bCs/>
               </w:rPr>
@@ -5072,7 +5111,7 @@
             </w:pPr>
             <w:r>
               <w:rPr>
-                <w:rFonts w:ascii="Arial" w:cs="Arial" w:eastAsia="Arial" w:hAnsi="Arial"/>
+                <w:rFonts w:ascii="Calibri" w:cs="Calibri" w:eastAsia="Calibri" w:hAnsi="Calibri"/>
                 <w:b/>
                 <w:bCs/>
               </w:rPr>
@@ -5094,7 +5133,7 @@
       </w:pPr>
       <w:r>
         <w:rPr>
-          <w:rFonts w:ascii="Arial" w:cs="Arial" w:eastAsia="Arial" w:hAnsi="Arial"/>
+          <w:rFonts w:ascii="Calibri" w:cs="Calibri" w:eastAsia="Calibri" w:hAnsi="Calibri"/>
           <w:b/>
           <w:bCs/>
         </w:rPr>
@@ -5102,7 +5141,7 @@
       </w:r>
       <w:r>
         <w:rPr>
-          <w:rFonts w:ascii="Arial" w:cs="Arial" w:eastAsia="Arial" w:hAnsi="Arial"/>
+          <w:rFonts w:ascii="Calibri" w:cs="Calibri" w:eastAsia="Calibri" w:hAnsi="Calibri"/>
         </w:rPr>
         <w:t xml:space="preserve"> Se tomó como referencia el carrito de la maqueta del sitio: una botella de miel de 400 g ($ 6.600) más un panal de 100 g ($ 6.000) = $ 12.600.</w:t>
       </w:r>
@@ -5114,7 +5153,7 @@
       </w:pPr>
       <w:r>
         <w:rPr>
-          <w:rFonts w:ascii="Arial" w:cs="Arial" w:eastAsia="Arial" w:hAnsi="Arial"/>
+          <w:rFonts w:ascii="Calibri" w:cs="Calibri" w:eastAsia="Calibri" w:hAnsi="Calibri"/>
           <w:b/>
           <w:bCs/>
         </w:rPr>
@@ -5122,7 +5161,7 @@
       </w:r>
       <w:r>
         <w:rPr>
-          <w:rFonts w:ascii="Arial" w:cs="Arial" w:eastAsia="Arial" w:hAnsi="Arial"/>
+          <w:rFonts w:ascii="Calibri" w:cs="Calibri" w:eastAsia="Calibri" w:hAnsi="Calibri"/>
         </w:rPr>
         <w:t xml:space="preserve"> La pauta paga duplica los clientes y reduce el CAC, aunque su CTR sea menor porque llega a un público más frío. Con la misma conversión, escalar el alcance mejora la eficiencia. En el proyecto real convendría validar esta hipótesis con datos antes de invertir.</w:t>
       </w:r>
@@ -5135,7 +5174,7 @@
       </w:pPr>
       <w:r>
         <w:rPr>
-          <w:rFonts w:ascii="Arial" w:cs="Arial" w:eastAsia="Arial" w:hAnsi="Arial"/>
+          <w:rFonts w:ascii="Georgia" w:cs="Georgia" w:eastAsia="Georgia" w:hAnsi="Georgia"/>
         </w:rPr>
         <w:t xml:space="preserve">Semáforo del escenario A</w:t>
       </w:r>
@@ -5186,7 +5225,7 @@
             </w:pPr>
             <w:r>
               <w:rPr>
-                <w:rFonts w:ascii="Arial" w:cs="Arial" w:eastAsia="Arial" w:hAnsi="Arial"/>
+                <w:rFonts w:ascii="Calibri" w:cs="Calibri" w:eastAsia="Calibri" w:hAnsi="Calibri"/>
                 <w:b/>
                 <w:bCs/>
               </w:rPr>
@@ -5218,7 +5257,7 @@
             </w:pPr>
             <w:r>
               <w:rPr>
-                <w:rFonts w:ascii="Arial" w:cs="Arial" w:eastAsia="Arial" w:hAnsi="Arial"/>
+                <w:rFonts w:ascii="Calibri" w:cs="Calibri" w:eastAsia="Calibri" w:hAnsi="Calibri"/>
                 <w:b/>
                 <w:bCs/>
               </w:rPr>
@@ -5250,7 +5289,7 @@
             </w:pPr>
             <w:r>
               <w:rPr>
-                <w:rFonts w:ascii="Arial" w:cs="Arial" w:eastAsia="Arial" w:hAnsi="Arial"/>
+                <w:rFonts w:ascii="Calibri" w:cs="Calibri" w:eastAsia="Calibri" w:hAnsi="Calibri"/>
                 <w:b/>
                 <w:bCs/>
               </w:rPr>
@@ -5282,7 +5321,7 @@
             </w:pPr>
             <w:r>
               <w:rPr>
-                <w:rFonts w:ascii="Arial" w:cs="Arial" w:eastAsia="Arial" w:hAnsi="Arial"/>
+                <w:rFonts w:ascii="Calibri" w:cs="Calibri" w:eastAsia="Calibri" w:hAnsi="Calibri"/>
                 <w:b/>
                 <w:bCs/>
               </w:rPr>
@@ -5318,7 +5357,7 @@
             </w:pPr>
             <w:r>
               <w:rPr>
-                <w:rFonts w:ascii="Arial" w:cs="Arial" w:eastAsia="Arial" w:hAnsi="Arial"/>
+                <w:rFonts w:ascii="Calibri" w:cs="Calibri" w:eastAsia="Calibri" w:hAnsi="Calibri"/>
               </w:rPr>
               <w:t xml:space="preserve">CTR</w:t>
             </w:r>
@@ -5347,7 +5386,7 @@
             </w:pPr>
             <w:r>
               <w:rPr>
-                <w:rFonts w:ascii="Arial" w:cs="Arial" w:eastAsia="Arial" w:hAnsi="Arial"/>
+                <w:rFonts w:ascii="Calibri" w:cs="Calibri" w:eastAsia="Calibri" w:hAnsi="Calibri"/>
               </w:rPr>
               <w:t xml:space="preserve">3,0 %</w:t>
             </w:r>
@@ -5377,7 +5416,7 @@
             </w:pPr>
             <w:r>
               <w:rPr>
-                <w:rFonts w:ascii="Arial" w:cs="Arial" w:eastAsia="Arial" w:hAnsi="Arial"/>
+                <w:rFonts w:ascii="Calibri" w:cs="Calibri" w:eastAsia="Calibri" w:hAnsi="Calibri"/>
               </w:rPr>
               <w:t xml:space="preserve">Verde</w:t>
             </w:r>
@@ -5406,7 +5445,7 @@
             </w:pPr>
             <w:r>
               <w:rPr>
-                <w:rFonts w:ascii="Arial" w:cs="Arial" w:eastAsia="Arial" w:hAnsi="Arial"/>
+                <w:rFonts w:ascii="Calibri" w:cs="Calibri" w:eastAsia="Calibri" w:hAnsi="Calibri"/>
               </w:rPr>
               <w:t xml:space="preserve">Mantener los CTA que funcionan.</w:t>
             </w:r>
@@ -5440,7 +5479,7 @@
             </w:pPr>
             <w:r>
               <w:rPr>
-                <w:rFonts w:ascii="Arial" w:cs="Arial" w:eastAsia="Arial" w:hAnsi="Arial"/>
+                <w:rFonts w:ascii="Calibri" w:cs="Calibri" w:eastAsia="Calibri" w:hAnsi="Calibri"/>
               </w:rPr>
               <w:t xml:space="preserve">Conversión</w:t>
             </w:r>
@@ -5469,7 +5508,7 @@
             </w:pPr>
             <w:r>
               <w:rPr>
-                <w:rFonts w:ascii="Arial" w:cs="Arial" w:eastAsia="Arial" w:hAnsi="Arial"/>
+                <w:rFonts w:ascii="Calibri" w:cs="Calibri" w:eastAsia="Calibri" w:hAnsi="Calibri"/>
               </w:rPr>
               <w:t xml:space="preserve">4,0 %</w:t>
             </w:r>
@@ -5499,7 +5538,7 @@
             </w:pPr>
             <w:r>
               <w:rPr>
-                <w:rFonts w:ascii="Arial" w:cs="Arial" w:eastAsia="Arial" w:hAnsi="Arial"/>
+                <w:rFonts w:ascii="Calibri" w:cs="Calibri" w:eastAsia="Calibri" w:hAnsi="Calibri"/>
               </w:rPr>
               <w:t xml:space="preserve">Verde</w:t>
             </w:r>
@@ -5528,7 +5567,7 @@
             </w:pPr>
             <w:r>
               <w:rPr>
-                <w:rFonts w:ascii="Arial" w:cs="Arial" w:eastAsia="Arial" w:hAnsi="Arial"/>
+                <w:rFonts w:ascii="Calibri" w:cs="Calibri" w:eastAsia="Calibri" w:hAnsi="Calibri"/>
               </w:rPr>
               <w:t xml:space="preserve">Mantener el flujo actual del checkout.</w:t>
             </w:r>
@@ -5562,7 +5601,7 @@
             </w:pPr>
             <w:r>
               <w:rPr>
-                <w:rFonts w:ascii="Arial" w:cs="Arial" w:eastAsia="Arial" w:hAnsi="Arial"/>
+                <w:rFonts w:ascii="Calibri" w:cs="Calibri" w:eastAsia="Calibri" w:hAnsi="Calibri"/>
               </w:rPr>
               <w:t xml:space="preserve">CAC</w:t>
             </w:r>
@@ -5591,7 +5630,7 @@
             </w:pPr>
             <w:r>
               <w:rPr>
-                <w:rFonts w:ascii="Arial" w:cs="Arial" w:eastAsia="Arial" w:hAnsi="Arial"/>
+                <w:rFonts w:ascii="Calibri" w:cs="Calibri" w:eastAsia="Calibri" w:hAnsi="Calibri"/>
               </w:rPr>
               <w:t xml:space="preserve">$ 3.333 (26 % del ticket)</w:t>
             </w:r>
@@ -5621,7 +5660,7 @@
             </w:pPr>
             <w:r>
               <w:rPr>
-                <w:rFonts w:ascii="Arial" w:cs="Arial" w:eastAsia="Arial" w:hAnsi="Arial"/>
+                <w:rFonts w:ascii="Calibri" w:cs="Calibri" w:eastAsia="Calibri" w:hAnsi="Calibri"/>
               </w:rPr>
               <w:t xml:space="preserve">Verde</w:t>
             </w:r>
@@ -5650,7 +5689,7 @@
             </w:pPr>
             <w:r>
               <w:rPr>
-                <w:rFonts w:ascii="Arial" w:cs="Arial" w:eastAsia="Arial" w:hAnsi="Arial"/>
+                <w:rFonts w:ascii="Calibri" w:cs="Calibri" w:eastAsia="Calibri" w:hAnsi="Calibri"/>
               </w:rPr>
               <w:t xml:space="preserve">Vigilar si baja el volumen de compras.</w:t>
             </w:r>
@@ -5684,7 +5723,7 @@
             </w:pPr>
             <w:r>
               <w:rPr>
-                <w:rFonts w:ascii="Arial" w:cs="Arial" w:eastAsia="Arial" w:hAnsi="Arial"/>
+                <w:rFonts w:ascii="Calibri" w:cs="Calibri" w:eastAsia="Calibri" w:hAnsi="Calibri"/>
               </w:rPr>
               <w:t xml:space="preserve">Abandono de carrito</w:t>
             </w:r>
@@ -5713,7 +5752,7 @@
             </w:pPr>
             <w:r>
               <w:rPr>
-                <w:rFonts w:ascii="Arial" w:cs="Arial" w:eastAsia="Arial" w:hAnsi="Arial"/>
+                <w:rFonts w:ascii="Calibri" w:cs="Calibri" w:eastAsia="Calibri" w:hAnsi="Calibri"/>
               </w:rPr>
               <w:t xml:space="preserve">80 %</w:t>
             </w:r>
@@ -5743,7 +5782,7 @@
             </w:pPr>
             <w:r>
               <w:rPr>
-                <w:rFonts w:ascii="Arial" w:cs="Arial" w:eastAsia="Arial" w:hAnsi="Arial"/>
+                <w:rFonts w:ascii="Calibri" w:cs="Calibri" w:eastAsia="Calibri" w:hAnsi="Calibri"/>
               </w:rPr>
               <w:t xml:space="preserve">Amarillo</w:t>
             </w:r>
@@ -5772,7 +5811,7 @@
             </w:pPr>
             <w:r>
               <w:rPr>
-                <w:rFonts w:ascii="Arial" w:cs="Arial" w:eastAsia="Arial" w:hAnsi="Arial"/>
+                <w:rFonts w:ascii="Calibri" w:cs="Calibri" w:eastAsia="Calibri" w:hAnsi="Calibri"/>
               </w:rPr>
               <w:t xml:space="preserve">Simplificar el checkout y mostrar el costo de envío antes.</w:t>
             </w:r>
@@ -5806,7 +5845,7 @@
             </w:pPr>
             <w:r>
               <w:rPr>
-                <w:rFonts w:ascii="Arial" w:cs="Arial" w:eastAsia="Arial" w:hAnsi="Arial"/>
+                <w:rFonts w:ascii="Calibri" w:cs="Calibri" w:eastAsia="Calibri" w:hAnsi="Calibri"/>
               </w:rPr>
               <w:t xml:space="preserve">Ticket promedio</w:t>
             </w:r>
@@ -5835,7 +5874,7 @@
             </w:pPr>
             <w:r>
               <w:rPr>
-                <w:rFonts w:ascii="Arial" w:cs="Arial" w:eastAsia="Arial" w:hAnsi="Arial"/>
+                <w:rFonts w:ascii="Calibri" w:cs="Calibri" w:eastAsia="Calibri" w:hAnsi="Calibri"/>
               </w:rPr>
               <w:t xml:space="preserve">$ 12.600</w:t>
             </w:r>
@@ -5865,7 +5904,7 @@
             </w:pPr>
             <w:r>
               <w:rPr>
-                <w:rFonts w:ascii="Arial" w:cs="Arial" w:eastAsia="Arial" w:hAnsi="Arial"/>
+                <w:rFonts w:ascii="Calibri" w:cs="Calibri" w:eastAsia="Calibri" w:hAnsi="Calibri"/>
               </w:rPr>
               <w:t xml:space="preserve">Verde</w:t>
             </w:r>
@@ -5894,7 +5933,7 @@
             </w:pPr>
             <w:r>
               <w:rPr>
-                <w:rFonts w:ascii="Arial" w:cs="Arial" w:eastAsia="Arial" w:hAnsi="Arial"/>
+                <w:rFonts w:ascii="Calibri" w:cs="Calibri" w:eastAsia="Calibri" w:hAnsi="Calibri"/>
               </w:rPr>
               <w:t xml:space="preserve">Probar packs (por ejemplo, la caja de madera con 6 botellas del catálogo).</w:t>
             </w:r>
@@ -5928,7 +5967,7 @@
             </w:pPr>
             <w:r>
               <w:rPr>
-                <w:rFonts w:ascii="Arial" w:cs="Arial" w:eastAsia="Arial" w:hAnsi="Arial"/>
+                <w:rFonts w:ascii="Calibri" w:cs="Calibri" w:eastAsia="Calibri" w:hAnsi="Calibri"/>
               </w:rPr>
               <w:t xml:space="preserve">Interacción</w:t>
             </w:r>
@@ -5957,7 +5996,7 @@
             </w:pPr>
             <w:r>
               <w:rPr>
-                <w:rFonts w:ascii="Arial" w:cs="Arial" w:eastAsia="Arial" w:hAnsi="Arial"/>
+                <w:rFonts w:ascii="Calibri" w:cs="Calibri" w:eastAsia="Calibri" w:hAnsi="Calibri"/>
               </w:rPr>
               <w:t xml:space="preserve">6,0 %</w:t>
             </w:r>
@@ -5987,7 +6026,7 @@
             </w:pPr>
             <w:r>
               <w:rPr>
-                <w:rFonts w:ascii="Arial" w:cs="Arial" w:eastAsia="Arial" w:hAnsi="Arial"/>
+                <w:rFonts w:ascii="Calibri" w:cs="Calibri" w:eastAsia="Calibri" w:hAnsi="Calibri"/>
               </w:rPr>
               <w:t xml:space="preserve">Verde</w:t>
             </w:r>
@@ -6016,7 +6055,7 @@
             </w:pPr>
             <w:r>
               <w:rPr>
-                <w:rFonts w:ascii="Arial" w:cs="Arial" w:eastAsia="Arial" w:hAnsi="Arial"/>
+                <w:rFonts w:ascii="Calibri" w:cs="Calibri" w:eastAsia="Calibri" w:hAnsi="Calibri"/>
               </w:rPr>
               <w:t xml:space="preserve">Sostener la frecuencia de publicación.</w:t>
             </w:r>
@@ -6050,7 +6089,7 @@
             </w:pPr>
             <w:r>
               <w:rPr>
-                <w:rFonts w:ascii="Arial" w:cs="Arial" w:eastAsia="Arial" w:hAnsi="Arial"/>
+                <w:rFonts w:ascii="Calibri" w:cs="Calibri" w:eastAsia="Calibri" w:hAnsi="Calibri"/>
               </w:rPr>
               <w:t xml:space="preserve">Migración de WhatsApp</w:t>
             </w:r>
@@ -6079,7 +6118,7 @@
             </w:pPr>
             <w:r>
               <w:rPr>
-                <w:rFonts w:ascii="Arial" w:cs="Arial" w:eastAsia="Arial" w:hAnsi="Arial"/>
+                <w:rFonts w:ascii="Calibri" w:cs="Calibri" w:eastAsia="Calibri" w:hAnsi="Calibri"/>
               </w:rPr>
               <w:t xml:space="preserve">30 %</w:t>
             </w:r>
@@ -6109,7 +6148,7 @@
             </w:pPr>
             <w:r>
               <w:rPr>
-                <w:rFonts w:ascii="Arial" w:cs="Arial" w:eastAsia="Arial" w:hAnsi="Arial"/>
+                <w:rFonts w:ascii="Calibri" w:cs="Calibri" w:eastAsia="Calibri" w:hAnsi="Calibri"/>
               </w:rPr>
               <w:t xml:space="preserve">Verde</w:t>
             </w:r>
@@ -6138,7 +6177,7 @@
             </w:pPr>
             <w:r>
               <w:rPr>
-                <w:rFonts w:ascii="Arial" w:cs="Arial" w:eastAsia="Arial" w:hAnsi="Arial"/>
+                <w:rFonts w:ascii="Calibri" w:cs="Calibri" w:eastAsia="Calibri" w:hAnsi="Calibri"/>
               </w:rPr>
               <w:t xml:space="preserve">Incluir el link al catálogo en las respuestas de WhatsApp.</w:t>
             </w:r>
@@ -6158,7 +6197,7 @@
       </w:pPr>
       <w:r>
         <w:rPr>
-          <w:rFonts w:ascii="Arial" w:cs="Arial" w:eastAsia="Arial" w:hAnsi="Arial"/>
+          <w:rFonts w:ascii="Calibri" w:cs="Calibri" w:eastAsia="Calibri" w:hAnsi="Calibri"/>
           <w:sz w:val="19"/>
           <w:szCs w:val="19"/>
         </w:rPr>
@@ -6166,7 +6205,7 @@
       </w:r>
       <w:r>
         <w:rPr>
-          <w:rFonts w:ascii="Arial" w:cs="Arial" w:eastAsia="Arial" w:hAnsi="Arial"/>
+          <w:rFonts w:ascii="Calibri" w:cs="Calibri" w:eastAsia="Calibri" w:hAnsi="Calibri"/>
           <w:b/>
           <w:bCs/>
           <w:sz w:val="19"/>
@@ -6176,7 +6215,7 @@
       </w:r>
       <w:r>
         <w:rPr>
-          <w:rFonts w:ascii="Arial" w:cs="Arial" w:eastAsia="Arial" w:hAnsi="Arial"/>
+          <w:rFonts w:ascii="Calibri" w:cs="Calibri" w:eastAsia="Calibri" w:hAnsi="Calibri"/>
           <w:sz w:val="19"/>
           <w:szCs w:val="19"/>
         </w:rPr>
@@ -6184,7 +6223,7 @@
       </w:r>
       <w:r>
         <w:rPr>
-          <w:rFonts w:ascii="Arial" w:cs="Arial" w:eastAsia="Arial" w:hAnsi="Arial"/>
+          <w:rFonts w:ascii="Calibri" w:cs="Calibri" w:eastAsia="Calibri" w:hAnsi="Calibri"/>
           <w:b/>
           <w:bCs/>
           <w:sz w:val="19"/>
@@ -6194,7 +6233,7 @@
       </w:r>
       <w:r>
         <w:rPr>
-          <w:rFonts w:ascii="Arial" w:cs="Arial" w:eastAsia="Arial" w:hAnsi="Arial"/>
+          <w:rFonts w:ascii="Calibri" w:cs="Calibri" w:eastAsia="Calibri" w:hAnsi="Calibri"/>
           <w:sz w:val="19"/>
           <w:szCs w:val="19"/>
         </w:rPr>
@@ -6202,7 +6241,7 @@
       </w:r>
       <w:r>
         <w:rPr>
-          <w:rFonts w:ascii="Arial" w:cs="Arial" w:eastAsia="Arial" w:hAnsi="Arial"/>
+          <w:rFonts w:ascii="Calibri" w:cs="Calibri" w:eastAsia="Calibri" w:hAnsi="Calibri"/>
           <w:b/>
           <w:bCs/>
           <w:sz w:val="19"/>
@@ -6212,7 +6251,7 @@
       </w:r>
       <w:r>
         <w:rPr>
-          <w:rFonts w:ascii="Arial" w:cs="Arial" w:eastAsia="Arial" w:hAnsi="Arial"/>
+          <w:rFonts w:ascii="Calibri" w:cs="Calibri" w:eastAsia="Calibri" w:hAnsi="Calibri"/>
           <w:sz w:val="19"/>
           <w:szCs w:val="19"/>
         </w:rPr>
@@ -6230,7 +6269,7 @@
       </w:pPr>
       <w:r>
         <w:rPr>
-          <w:rFonts w:ascii="Arial" w:cs="Arial" w:eastAsia="Arial" w:hAnsi="Arial"/>
+          <w:rFonts w:ascii="Georgia" w:cs="Georgia" w:eastAsia="Georgia" w:hAnsi="Georgia"/>
         </w:rPr>
         <w:t xml:space="preserve">6. REGISTRO SEMANAL DE SEGUIMIENTO</w:t>
       </w:r>
@@ -6242,7 +6281,7 @@
       </w:pPr>
       <w:r>
         <w:rPr>
-          <w:rFonts w:ascii="Arial" w:cs="Arial" w:eastAsia="Arial" w:hAnsi="Arial"/>
+          <w:rFonts w:ascii="Calibri" w:cs="Calibri" w:eastAsia="Calibri" w:hAnsi="Calibri"/>
         </w:rPr>
         <w:t xml:space="preserve">Plantilla para volcar los datos reales de la campaña a medida que se publican los contenidos. Se completa con Instagram Insights y con el conteo manual de las acciones en el sitio publicado.</w:t>
       </w:r>
@@ -6294,7 +6333,7 @@
             </w:pPr>
             <w:r>
               <w:rPr>
-                <w:rFonts w:ascii="Arial" w:cs="Arial" w:eastAsia="Arial" w:hAnsi="Arial"/>
+                <w:rFonts w:ascii="Calibri" w:cs="Calibri" w:eastAsia="Calibri" w:hAnsi="Calibri"/>
                 <w:b/>
                 <w:bCs/>
               </w:rPr>
@@ -6326,7 +6365,7 @@
             </w:pPr>
             <w:r>
               <w:rPr>
-                <w:rFonts w:ascii="Arial" w:cs="Arial" w:eastAsia="Arial" w:hAnsi="Arial"/>
+                <w:rFonts w:ascii="Calibri" w:cs="Calibri" w:eastAsia="Calibri" w:hAnsi="Calibri"/>
                 <w:b/>
                 <w:bCs/>
               </w:rPr>
@@ -6358,7 +6397,7 @@
             </w:pPr>
             <w:r>
               <w:rPr>
-                <w:rFonts w:ascii="Arial" w:cs="Arial" w:eastAsia="Arial" w:hAnsi="Arial"/>
+                <w:rFonts w:ascii="Calibri" w:cs="Calibri" w:eastAsia="Calibri" w:hAnsi="Calibri"/>
                 <w:b/>
                 <w:bCs/>
               </w:rPr>
@@ -6390,7 +6429,7 @@
             </w:pPr>
             <w:r>
               <w:rPr>
-                <w:rFonts w:ascii="Arial" w:cs="Arial" w:eastAsia="Arial" w:hAnsi="Arial"/>
+                <w:rFonts w:ascii="Calibri" w:cs="Calibri" w:eastAsia="Calibri" w:hAnsi="Calibri"/>
                 <w:b/>
                 <w:bCs/>
               </w:rPr>
@@ -6422,7 +6461,7 @@
             </w:pPr>
             <w:r>
               <w:rPr>
-                <w:rFonts w:ascii="Arial" w:cs="Arial" w:eastAsia="Arial" w:hAnsi="Arial"/>
+                <w:rFonts w:ascii="Calibri" w:cs="Calibri" w:eastAsia="Calibri" w:hAnsi="Calibri"/>
                 <w:b/>
                 <w:bCs/>
               </w:rPr>
@@ -6458,7 +6497,7 @@
             </w:pPr>
             <w:r>
               <w:rPr>
-                <w:rFonts w:ascii="Arial" w:cs="Arial" w:eastAsia="Arial" w:hAnsi="Arial"/>
+                <w:rFonts w:ascii="Calibri" w:cs="Calibri" w:eastAsia="Calibri" w:hAnsi="Calibri"/>
               </w:rPr>
               <w:t xml:space="preserve">Impresiones</w:t>
             </w:r>
@@ -6584,7 +6623,7 @@
             </w:pPr>
             <w:r>
               <w:rPr>
-                <w:rFonts w:ascii="Arial" w:cs="Arial" w:eastAsia="Arial" w:hAnsi="Arial"/>
+                <w:rFonts w:ascii="Calibri" w:cs="Calibri" w:eastAsia="Calibri" w:hAnsi="Calibri"/>
               </w:rPr>
               <w:t xml:space="preserve">Clics al sitio</w:t>
             </w:r>
@@ -6710,7 +6749,7 @@
             </w:pPr>
             <w:r>
               <w:rPr>
-                <w:rFonts w:ascii="Arial" w:cs="Arial" w:eastAsia="Arial" w:hAnsi="Arial"/>
+                <w:rFonts w:ascii="Calibri" w:cs="Calibri" w:eastAsia="Calibri" w:hAnsi="Calibri"/>
               </w:rPr>
               <w:t xml:space="preserve">CTR (%)</w:t>
             </w:r>
@@ -6836,7 +6875,7 @@
             </w:pPr>
             <w:r>
               <w:rPr>
-                <w:rFonts w:ascii="Arial" w:cs="Arial" w:eastAsia="Arial" w:hAnsi="Arial"/>
+                <w:rFonts w:ascii="Calibri" w:cs="Calibri" w:eastAsia="Calibri" w:hAnsi="Calibri"/>
               </w:rPr>
               <w:t xml:space="preserve">Visitas al sitio</w:t>
             </w:r>
@@ -6962,7 +7001,7 @@
             </w:pPr>
             <w:r>
               <w:rPr>
-                <w:rFonts w:ascii="Arial" w:cs="Arial" w:eastAsia="Arial" w:hAnsi="Arial"/>
+                <w:rFonts w:ascii="Calibri" w:cs="Calibri" w:eastAsia="Calibri" w:hAnsi="Calibri"/>
               </w:rPr>
               <w:t xml:space="preserve">Agregados al carrito</w:t>
             </w:r>
@@ -7088,7 +7127,7 @@
             </w:pPr>
             <w:r>
               <w:rPr>
-                <w:rFonts w:ascii="Arial" w:cs="Arial" w:eastAsia="Arial" w:hAnsi="Arial"/>
+                <w:rFonts w:ascii="Calibri" w:cs="Calibri" w:eastAsia="Calibri" w:hAnsi="Calibri"/>
               </w:rPr>
               <w:t xml:space="preserve">Compras simuladas</w:t>
             </w:r>
@@ -7214,7 +7253,7 @@
             </w:pPr>
             <w:r>
               <w:rPr>
-                <w:rFonts w:ascii="Arial" w:cs="Arial" w:eastAsia="Arial" w:hAnsi="Arial"/>
+                <w:rFonts w:ascii="Calibri" w:cs="Calibri" w:eastAsia="Calibri" w:hAnsi="Calibri"/>
               </w:rPr>
               <w:t xml:space="preserve">Conversión (%)</w:t>
             </w:r>
@@ -7340,7 +7379,7 @@
             </w:pPr>
             <w:r>
               <w:rPr>
-                <w:rFonts w:ascii="Arial" w:cs="Arial" w:eastAsia="Arial" w:hAnsi="Arial"/>
+                <w:rFonts w:ascii="Calibri" w:cs="Calibri" w:eastAsia="Calibri" w:hAnsi="Calibri"/>
               </w:rPr>
               <w:t xml:space="preserve">Abandono de carrito (%)</w:t>
             </w:r>
@@ -7466,7 +7505,7 @@
             </w:pPr>
             <w:r>
               <w:rPr>
-                <w:rFonts w:ascii="Arial" w:cs="Arial" w:eastAsia="Arial" w:hAnsi="Arial"/>
+                <w:rFonts w:ascii="Calibri" w:cs="Calibri" w:eastAsia="Calibri" w:hAnsi="Calibri"/>
               </w:rPr>
               <w:t xml:space="preserve">Ticket promedio ($)</w:t>
             </w:r>
@@ -7592,7 +7631,7 @@
             </w:pPr>
             <w:r>
               <w:rPr>
-                <w:rFonts w:ascii="Arial" w:cs="Arial" w:eastAsia="Arial" w:hAnsi="Arial"/>
+                <w:rFonts w:ascii="Calibri" w:cs="Calibri" w:eastAsia="Calibri" w:hAnsi="Calibri"/>
               </w:rPr>
               <w:t xml:space="preserve">Interacciones</w:t>
             </w:r>
@@ -7718,7 +7757,7 @@
             </w:pPr>
             <w:r>
               <w:rPr>
-                <w:rFonts w:ascii="Arial" w:cs="Arial" w:eastAsia="Arial" w:hAnsi="Arial"/>
+                <w:rFonts w:ascii="Calibri" w:cs="Calibri" w:eastAsia="Calibri" w:hAnsi="Calibri"/>
               </w:rPr>
               <w:t xml:space="preserve">Tasa de interacción (%)</w:t>
             </w:r>
@@ -7844,7 +7883,7 @@
             </w:pPr>
             <w:r>
               <w:rPr>
-                <w:rFonts w:ascii="Arial" w:cs="Arial" w:eastAsia="Arial" w:hAnsi="Arial"/>
+                <w:rFonts w:ascii="Calibri" w:cs="Calibri" w:eastAsia="Calibri" w:hAnsi="Calibri"/>
               </w:rPr>
               <w:t xml:space="preserve">Costo total ($)</w:t>
             </w:r>
@@ -7970,7 +8009,7 @@
             </w:pPr>
             <w:r>
               <w:rPr>
-                <w:rFonts w:ascii="Arial" w:cs="Arial" w:eastAsia="Arial" w:hAnsi="Arial"/>
+                <w:rFonts w:ascii="Calibri" w:cs="Calibri" w:eastAsia="Calibri" w:hAnsi="Calibri"/>
               </w:rPr>
               <w:t xml:space="preserve">CAC ($)</w:t>
             </w:r>
@@ -8082,7 +8121,7 @@
       </w:pPr>
       <w:r>
         <w:rPr>
-          <w:rFonts w:ascii="Arial" w:cs="Arial" w:eastAsia="Arial" w:hAnsi="Arial"/>
+          <w:rFonts w:ascii="Calibri" w:cs="Calibri" w:eastAsia="Calibri" w:hAnsi="Calibri"/>
           <w:b/>
           <w:bCs/>
         </w:rPr>
@@ -8090,7 +8129,7 @@
       </w:r>
       <w:r>
         <w:rPr>
-          <w:rFonts w:ascii="Arial" w:cs="Arial" w:eastAsia="Arial" w:hAnsi="Arial"/>
+          <w:rFonts w:ascii="Calibri" w:cs="Calibri" w:eastAsia="Calibri" w:hAnsi="Calibri"/>
         </w:rPr>
         <w:t xml:space="preserve"> El registro automático de los eventos del embudo (ver catálogo, agregar al carrito, iniciar checkout y confirmar compra) se difirió al Sprint 4 en la solicitud de cambio CR-04. Mientras tanto, esas etapas se cuentan de forma manual sobre el sitio publicado. En un entorno productivo se usaría una herramienta de analítica web para obtener los mismos datos de manera automática.</w:t>
       </w:r>
@@ -8156,8 +8195,8 @@
     </w:pPr>
     <w:r>
       <w:rPr>
-        <w:rFonts w:ascii="Arial" w:cs="Arial" w:eastAsia="Arial" w:hAnsi="Arial"/>
-        <w:color w:val="7F7F7F"/>
+        <w:rFonts w:ascii="Calibri" w:cs="Calibri" w:eastAsia="Calibri" w:hAnsi="Calibri"/>
+        <w:color w:val="8A5A00"/>
         <w:sz w:val="16"/>
         <w:szCs w:val="16"/>
       </w:rPr>
@@ -8165,8 +8204,8 @@
     </w:r>
     <w:r>
       <w:rPr>
-        <w:rFonts w:ascii="Arial" w:cs="Arial" w:eastAsia="Arial" w:hAnsi="Arial"/>
-        <w:color w:val="7F7F7F"/>
+        <w:rFonts w:ascii="Calibri" w:cs="Calibri" w:eastAsia="Calibri" w:hAnsi="Calibri"/>
+        <w:color w:val="8A5A00"/>
         <w:sz w:val="16"/>
         <w:szCs w:val="16"/>
       </w:rPr>
@@ -8177,8 +8216,8 @@
     </w:r>
     <w:r>
       <w:rPr>
-        <w:rFonts w:ascii="Arial" w:cs="Arial" w:eastAsia="Arial" w:hAnsi="Arial"/>
-        <w:color w:val="7F7F7F"/>
+        <w:rFonts w:ascii="Calibri" w:cs="Calibri" w:eastAsia="Calibri" w:hAnsi="Calibri"/>
+        <w:color w:val="8A5A00"/>
         <w:sz w:val="16"/>
         <w:szCs w:val="16"/>
       </w:rPr>
@@ -8186,8 +8225,8 @@
     </w:r>
     <w:r>
       <w:rPr>
-        <w:rFonts w:ascii="Arial" w:cs="Arial" w:eastAsia="Arial" w:hAnsi="Arial"/>
-        <w:color w:val="7F7F7F"/>
+        <w:rFonts w:ascii="Calibri" w:cs="Calibri" w:eastAsia="Calibri" w:hAnsi="Calibri"/>
+        <w:color w:val="8A5A00"/>
         <w:sz w:val="16"/>
         <w:szCs w:val="16"/>
       </w:rPr>
@@ -8242,14 +8281,14 @@
   <w:p>
     <w:pPr>
       <w:pBdr>
-        <w:bottom w:val="single" w:color="BFBFBF" w:sz="4" w:space="4"/>
+        <w:bottom w:val="single" w:color="D69E2E" w:sz="8" w:space="4"/>
       </w:pBdr>
       <w:jc w:val="right"/>
     </w:pPr>
     <w:r>
       <w:rPr>
-        <w:rFonts w:ascii="Arial" w:cs="Arial" w:eastAsia="Arial" w:hAnsi="Arial"/>
-        <w:color w:val="7F7F7F"/>
+        <w:rFonts w:ascii="Calibri" w:cs="Calibri" w:eastAsia="Calibri" w:hAnsi="Calibri"/>
+        <w:color w:val="8A5A00"/>
         <w:sz w:val="16"/>
         <w:szCs w:val="16"/>
       </w:rPr>
@@ -8371,9 +8410,9 @@
   <w:docDefaults>
     <w:rPrDefault>
       <w:rPr>
-        <w:rFonts w:ascii="Arial" w:cs="Arial" w:eastAsia="Arial" w:hAnsi="Arial"/>
-        <w:sz w:val="21"/>
-        <w:szCs w:val="21"/>
+        <w:rFonts w:ascii="Calibri" w:cs="Calibri" w:eastAsia="Calibri" w:hAnsi="Calibri"/>
+        <w:sz w:val="22"/>
+        <w:szCs w:val="22"/>
       </w:rPr>
     </w:rPrDefault>
     <w:pPrDefault/>
@@ -8384,6 +8423,9 @@
     <w:next w:val="Normal"/>
     <w:qFormat/>
     <w:rPr>
+      <w:rFonts w:ascii="Georgia" w:cs="Georgia" w:eastAsia="Georgia" w:hAnsi="Georgia"/>
+      <w:b/>
+      <w:bCs/>
       <w:sz w:val="56"/>
       <w:szCs w:val="56"/>
     </w:rPr>
@@ -8394,7 +8436,10 @@
     <w:next w:val="Normal"/>
     <w:qFormat/>
     <w:rPr>
-      <w:color w:val="2E74B5"/>
+      <w:rFonts w:ascii="Georgia" w:cs="Georgia" w:eastAsia="Georgia" w:hAnsi="Georgia"/>
+      <w:b/>
+      <w:bCs/>
+      <w:color w:val="8A5A00"/>
       <w:sz w:val="32"/>
       <w:szCs w:val="32"/>
     </w:rPr>
@@ -8405,7 +8450,10 @@
     <w:next w:val="Normal"/>
     <w:qFormat/>
     <w:rPr>
-      <w:color w:val="2E74B5"/>
+      <w:rFonts w:ascii="Georgia" w:cs="Georgia" w:eastAsia="Georgia" w:hAnsi="Georgia"/>
+      <w:b/>
+      <w:bCs/>
+      <w:color w:val="8A5A00"/>
       <w:sz w:val="26"/>
       <w:szCs w:val="26"/>
     </w:rPr>
@@ -8416,7 +8464,10 @@
     <w:next w:val="Normal"/>
     <w:qFormat/>
     <w:rPr>
-      <w:color w:val="1F4D78"/>
+      <w:rFonts w:ascii="Georgia" w:cs="Georgia" w:eastAsia="Georgia" w:hAnsi="Georgia"/>
+      <w:b/>
+      <w:bCs/>
+      <w:color w:val="8A5A00"/>
       <w:sz w:val="24"/>
       <w:szCs w:val="24"/>
     </w:rPr>
@@ -8427,9 +8478,12 @@
     <w:next w:val="Normal"/>
     <w:qFormat/>
     <w:rPr>
+      <w:rFonts w:ascii="Georgia" w:cs="Georgia" w:eastAsia="Georgia" w:hAnsi="Georgia"/>
+      <w:b/>
+      <w:bCs/>
       <w:i/>
       <w:iCs/>
-      <w:color w:val="2E74B5"/>
+      <w:color w:val="8A5A00"/>
     </w:rPr>
   </w:style>
   <w:style w:type="paragraph" w:styleId="Heading5">
@@ -8438,7 +8492,10 @@
     <w:next w:val="Normal"/>
     <w:qFormat/>
     <w:rPr>
-      <w:color w:val="2E74B5"/>
+      <w:rFonts w:ascii="Georgia" w:cs="Georgia" w:eastAsia="Georgia" w:hAnsi="Georgia"/>
+      <w:b/>
+      <w:bCs/>
+      <w:color w:val="8A5A00"/>
     </w:rPr>
   </w:style>
   <w:style w:type="paragraph" w:styleId="Heading6">
@@ -8447,7 +8504,10 @@
     <w:next w:val="Normal"/>
     <w:qFormat/>
     <w:rPr>
-      <w:color w:val="1F4D78"/>
+      <w:rFonts w:ascii="Georgia" w:cs="Georgia" w:eastAsia="Georgia" w:hAnsi="Georgia"/>
+      <w:b/>
+      <w:bCs/>
+      <w:color w:val="8A5A00"/>
     </w:rPr>
   </w:style>
   <w:style w:type="paragraph" w:styleId="Strong">
@@ -8558,7 +8618,7 @@
       <w:outlineLvl w:val="0"/>
     </w:pPr>
     <w:rPr>
-      <w:rFonts w:ascii="Arial" w:cs="Arial" w:eastAsia="Arial" w:hAnsi="Arial"/>
+      <w:rFonts w:ascii="Calibri" w:cs="Calibri" w:eastAsia="Calibri" w:hAnsi="Calibri"/>
       <w:b/>
       <w:bCs/>
       <w:color w:val="8A5A00"/>
@@ -8575,10 +8635,10 @@
       <w:outlineLvl w:val="1"/>
     </w:pPr>
     <w:rPr>
-      <w:rFonts w:ascii="Arial" w:cs="Arial" w:eastAsia="Arial" w:hAnsi="Arial"/>
+      <w:rFonts w:ascii="Calibri" w:cs="Calibri" w:eastAsia="Calibri" w:hAnsi="Calibri"/>
       <w:b/>
       <w:bCs/>
-      <w:color w:val="3B2A00"/>
+      <w:color w:val="8A5A00"/>
       <w:sz w:val="23"/>
       <w:szCs w:val="23"/>
     </w:rPr>
